--- a/Защита диплома/Выступление.docx
+++ b/Защита диплома/Выступление.docx
@@ -30,6 +30,24 @@
         </w:rPr>
         <w:t xml:space="preserve"> </w:t>
       </w:r>
+      <w:r>
+        <w:rPr>
+          <w:rFonts w:ascii="Times New Roman" w:hAnsi="Times New Roman" w:cs="Times New Roman"/>
+          <w:sz w:val="24"/>
+          <w:szCs w:val="24"/>
+        </w:rPr>
+        <w:t xml:space="preserve">– </w:t>
+      </w:r>
+      <w:r>
+        <w:rPr>
+          <w:rFonts w:ascii="Times New Roman" w:hAnsi="Times New Roman" w:cs="Times New Roman"/>
+          <w:b/>
+          <w:bCs/>
+          <w:sz w:val="24"/>
+          <w:szCs w:val="24"/>
+        </w:rPr>
+        <w:t>16 секунд</w:t>
+      </w:r>
     </w:p>
     <w:p>
       <w:pPr>
@@ -81,7 +99,15 @@
           <w:sz w:val="24"/>
           <w:szCs w:val="24"/>
         </w:rPr>
-        <w:t>Направление — «Системный анализ и управление в больших системах». Научный руководитель — Булычёв Александр Владимирович</w:t>
+        <w:t xml:space="preserve">Направление — «Системный анализ и управление в больших системах». Научный руководитель — Булычёв Александр </w:t>
+      </w:r>
+      <w:r>
+        <w:rPr>
+          <w:rFonts w:ascii="Times New Roman" w:hAnsi="Times New Roman" w:cs="Times New Roman"/>
+          <w:sz w:val="24"/>
+          <w:szCs w:val="24"/>
+        </w:rPr>
+        <w:t>Викторович</w:t>
       </w:r>
       <w:r>
         <w:rPr>
@@ -144,6 +170,14 @@
         </w:rPr>
         <w:t xml:space="preserve"> </w:t>
       </w:r>
+      <w:r>
+        <w:rPr>
+          <w:rFonts w:ascii="Times New Roman" w:hAnsi="Times New Roman" w:cs="Times New Roman"/>
+          <w:sz w:val="24"/>
+          <w:szCs w:val="24"/>
+        </w:rPr>
+        <w:t>– 40 секунд</w:t>
+      </w:r>
     </w:p>
     <w:p>
       <w:pPr>
@@ -274,7 +308,6 @@
     <w:p>
       <w:pPr>
         <w:spacing w:line="360" w:lineRule="auto"/>
-        <w:ind w:firstLine="360"/>
         <w:jc w:val="both"/>
         <w:rPr>
           <w:rFonts w:ascii="Times New Roman" w:hAnsi="Times New Roman" w:cs="Times New Roman"/>
@@ -411,6 +444,14 @@
         </w:rPr>
         <w:t xml:space="preserve"> </w:t>
       </w:r>
+      <w:r>
+        <w:rPr>
+          <w:rFonts w:ascii="Times New Roman" w:hAnsi="Times New Roman" w:cs="Times New Roman"/>
+          <w:sz w:val="24"/>
+          <w:szCs w:val="24"/>
+        </w:rPr>
+        <w:t>– 25 секунд</w:t>
+      </w:r>
     </w:p>
     <w:p>
       <w:pPr>
@@ -497,7 +538,31 @@
           <w:sz w:val="24"/>
           <w:szCs w:val="24"/>
         </w:rPr>
-        <w:t xml:space="preserve"> — построение робастных оценок регрессии на малых выборках без предположений о виде распределения ошибок. Для достижения цели были поставлены три задачи:</w:t>
+        <w:t xml:space="preserve"> — </w:t>
+      </w:r>
+      <w:r>
+        <w:rPr>
+          <w:rFonts w:ascii="Times New Roman" w:hAnsi="Times New Roman" w:cs="Times New Roman"/>
+          <w:sz w:val="24"/>
+          <w:szCs w:val="24"/>
+        </w:rPr>
+        <w:t>р</w:t>
+      </w:r>
+      <w:r>
+        <w:rPr>
+          <w:rFonts w:ascii="Times New Roman" w:hAnsi="Times New Roman" w:cs="Times New Roman"/>
+          <w:sz w:val="24"/>
+          <w:szCs w:val="24"/>
+        </w:rPr>
+        <w:t>азработка и экспериментальное обоснование эффективности энтропийного метода оценивания регрессии с «мягкой» рандомизацией в условиях малых выборок и неопределённости распределения ошибок.</w:t>
+      </w:r>
+      <w:r>
+        <w:rPr>
+          <w:rFonts w:ascii="Times New Roman" w:hAnsi="Times New Roman" w:cs="Times New Roman"/>
+          <w:sz w:val="24"/>
+          <w:szCs w:val="24"/>
+        </w:rPr>
+        <w:t xml:space="preserve"> Для достижения цели были поставлены три задачи:</w:t>
       </w:r>
     </w:p>
     <w:p>
@@ -520,7 +585,15 @@
           <w:sz w:val="24"/>
           <w:szCs w:val="24"/>
         </w:rPr>
-        <w:t>Реализовать энтропийный метод оценивания с «мягкой» рандомизацией.</w:t>
+        <w:t>Разработать и реализовать</w:t>
+      </w:r>
+      <w:r>
+        <w:rPr>
+          <w:rFonts w:ascii="Times New Roman" w:hAnsi="Times New Roman" w:cs="Times New Roman"/>
+          <w:sz w:val="24"/>
+          <w:szCs w:val="24"/>
+        </w:rPr>
+        <w:t xml:space="preserve"> энтропийный метод оценивания с «мягкой» рандомизацией.</w:t>
       </w:r>
     </w:p>
     <w:p>
@@ -543,7 +616,31 @@
           <w:sz w:val="24"/>
           <w:szCs w:val="24"/>
         </w:rPr>
-        <w:t>Сравнить его эффективность с классической ядерной регрессией.</w:t>
+        <w:t xml:space="preserve">Сравнить его эффективность с </w:t>
+      </w:r>
+      <w:r>
+        <w:rPr>
+          <w:rFonts w:ascii="Times New Roman" w:hAnsi="Times New Roman" w:cs="Times New Roman"/>
+          <w:sz w:val="24"/>
+          <w:szCs w:val="24"/>
+        </w:rPr>
+        <w:t>методами</w:t>
+      </w:r>
+      <w:r>
+        <w:rPr>
+          <w:rFonts w:ascii="Times New Roman" w:hAnsi="Times New Roman" w:cs="Times New Roman"/>
+          <w:sz w:val="24"/>
+          <w:szCs w:val="24"/>
+        </w:rPr>
+        <w:t xml:space="preserve"> ядерной регрессией</w:t>
+      </w:r>
+      <w:r>
+        <w:rPr>
+          <w:rFonts w:ascii="Times New Roman" w:hAnsi="Times New Roman" w:cs="Times New Roman"/>
+          <w:sz w:val="24"/>
+          <w:szCs w:val="24"/>
+        </w:rPr>
+        <w:t xml:space="preserve"> на синтетических и реальных данных. </w:t>
       </w:r>
     </w:p>
     <w:p>
@@ -582,7 +679,15 @@
           <w:sz w:val="24"/>
           <w:szCs w:val="24"/>
         </w:rPr>
-        <w:t xml:space="preserve"> шума.</w:t>
+        <w:t xml:space="preserve"> шума</w:t>
+      </w:r>
+      <w:r>
+        <w:rPr>
+          <w:rFonts w:ascii="Times New Roman" w:hAnsi="Times New Roman" w:cs="Times New Roman"/>
+          <w:sz w:val="24"/>
+          <w:szCs w:val="24"/>
+        </w:rPr>
+        <w:t xml:space="preserve"> и сложности модели.</w:t>
       </w:r>
     </w:p>
     <w:p>
@@ -625,7 +730,27 @@
           <w:sz w:val="24"/>
           <w:szCs w:val="24"/>
         </w:rPr>
-        <w:t>) — 50 секунд</w:t>
+        <w:t xml:space="preserve">) — </w:t>
+      </w:r>
+      <w:r>
+        <w:rPr>
+          <w:rFonts w:ascii="Times New Roman" w:hAnsi="Times New Roman" w:cs="Times New Roman"/>
+          <w:b/>
+          <w:bCs/>
+          <w:sz w:val="24"/>
+          <w:szCs w:val="24"/>
+        </w:rPr>
+        <w:t>4</w:t>
+      </w:r>
+      <w:r>
+        <w:rPr>
+          <w:rFonts w:ascii="Times New Roman" w:hAnsi="Times New Roman" w:cs="Times New Roman"/>
+          <w:b/>
+          <w:bCs/>
+          <w:sz w:val="24"/>
+          <w:szCs w:val="24"/>
+        </w:rPr>
+        <w:t>0 секунд</w:t>
       </w:r>
     </w:p>
     <w:p>
@@ -647,6 +772,7 @@
           <w:sz w:val="24"/>
           <w:szCs w:val="24"/>
         </w:rPr>
+        <w:lastRenderedPageBreak/>
         <w:t>Теперь о метод</w:t>
       </w:r>
       <w:r>
@@ -691,17 +817,18 @@
           <w:sz w:val="24"/>
           <w:szCs w:val="24"/>
         </w:rPr>
-        <w:t>по формуле Розенблата-</w:t>
-      </w:r>
-      <w:r>
-        <w:rPr>
-          <w:rFonts w:ascii="Times New Roman" w:hAnsi="Times New Roman" w:cs="Times New Roman"/>
-          <w:sz w:val="24"/>
-          <w:szCs w:val="24"/>
-        </w:rPr>
-        <w:lastRenderedPageBreak/>
-        <w:t>Парзена</w:t>
-      </w:r>
+        <w:t xml:space="preserve">по формуле </w:t>
+      </w:r>
+      <w:proofErr w:type="spellStart"/>
+      <w:r>
+        <w:rPr>
+          <w:rFonts w:ascii="Times New Roman" w:hAnsi="Times New Roman" w:cs="Times New Roman"/>
+          <w:sz w:val="24"/>
+          <w:szCs w:val="24"/>
+        </w:rPr>
+        <w:t>Розенблата-Парзена</w:t>
+      </w:r>
+      <w:proofErr w:type="spellEnd"/>
       <w:r>
         <w:rPr>
           <w:rFonts w:ascii="Times New Roman" w:hAnsi="Times New Roman" w:cs="Times New Roman"/>
@@ -724,7 +851,25 @@
           <w:sz w:val="24"/>
           <w:szCs w:val="24"/>
         </w:rPr>
-        <w:t>В задаче регрессии эта весовая схема применяется для оценки условного математического ожидания по формуле Надарая-Ватсона</w:t>
+        <w:t xml:space="preserve">В задаче регрессии эта весовая схема применяется для оценки условного математического ожидания по формуле </w:t>
+      </w:r>
+      <w:proofErr w:type="spellStart"/>
+      <w:r>
+        <w:rPr>
+          <w:rFonts w:ascii="Times New Roman" w:hAnsi="Times New Roman" w:cs="Times New Roman"/>
+          <w:sz w:val="24"/>
+          <w:szCs w:val="24"/>
+        </w:rPr>
+        <w:t>Надарая</w:t>
+      </w:r>
+      <w:proofErr w:type="spellEnd"/>
+      <w:r>
+        <w:rPr>
+          <w:rFonts w:ascii="Times New Roman" w:hAnsi="Times New Roman" w:cs="Times New Roman"/>
+          <w:sz w:val="24"/>
+          <w:szCs w:val="24"/>
+        </w:rPr>
+        <w:t>-Ватсона</w:t>
       </w:r>
       <w:r>
         <w:rPr>
@@ -805,7 +950,43 @@
           <w:sz w:val="24"/>
           <w:szCs w:val="24"/>
         </w:rPr>
-        <w:t>слишком большое окно приводит к сверхсглаживанию, а малое к недосглаживанию).</w:t>
+        <w:t xml:space="preserve">слишком большое окно приводит к </w:t>
+      </w:r>
+      <w:proofErr w:type="spellStart"/>
+      <w:r>
+        <w:rPr>
+          <w:rFonts w:ascii="Times New Roman" w:hAnsi="Times New Roman" w:cs="Times New Roman"/>
+          <w:sz w:val="24"/>
+          <w:szCs w:val="24"/>
+        </w:rPr>
+        <w:t>сверхсглаживанию</w:t>
+      </w:r>
+      <w:proofErr w:type="spellEnd"/>
+      <w:r>
+        <w:rPr>
+          <w:rFonts w:ascii="Times New Roman" w:hAnsi="Times New Roman" w:cs="Times New Roman"/>
+          <w:sz w:val="24"/>
+          <w:szCs w:val="24"/>
+        </w:rPr>
+        <w:t xml:space="preserve">, а малое к </w:t>
+      </w:r>
+      <w:proofErr w:type="spellStart"/>
+      <w:r>
+        <w:rPr>
+          <w:rFonts w:ascii="Times New Roman" w:hAnsi="Times New Roman" w:cs="Times New Roman"/>
+          <w:sz w:val="24"/>
+          <w:szCs w:val="24"/>
+        </w:rPr>
+        <w:t>недосглаживанию</w:t>
+      </w:r>
+      <w:proofErr w:type="spellEnd"/>
+      <w:r>
+        <w:rPr>
+          <w:rFonts w:ascii="Times New Roman" w:hAnsi="Times New Roman" w:cs="Times New Roman"/>
+          <w:sz w:val="24"/>
+          <w:szCs w:val="24"/>
+        </w:rPr>
+        <w:t>).</w:t>
       </w:r>
     </w:p>
     <w:p>
@@ -879,7 +1060,27 @@
           <w:sz w:val="24"/>
           <w:szCs w:val="24"/>
         </w:rPr>
-        <w:t>) — 50 секунд</w:t>
+        <w:t xml:space="preserve">) — </w:t>
+      </w:r>
+      <w:r>
+        <w:rPr>
+          <w:rFonts w:ascii="Times New Roman" w:hAnsi="Times New Roman" w:cs="Times New Roman"/>
+          <w:b/>
+          <w:bCs/>
+          <w:sz w:val="24"/>
+          <w:szCs w:val="24"/>
+        </w:rPr>
+        <w:t>35</w:t>
+      </w:r>
+      <w:r>
+        <w:rPr>
+          <w:rFonts w:ascii="Times New Roman" w:hAnsi="Times New Roman" w:cs="Times New Roman"/>
+          <w:b/>
+          <w:bCs/>
+          <w:sz w:val="24"/>
+          <w:szCs w:val="24"/>
+        </w:rPr>
+        <w:t xml:space="preserve"> секунд</w:t>
       </w:r>
     </w:p>
     <w:p>
@@ -899,7 +1100,23 @@
           <w:sz w:val="24"/>
           <w:szCs w:val="24"/>
         </w:rPr>
-        <w:t>В работе используются три подхода:</w:t>
+        <w:t>В работе используются три подхода</w:t>
+      </w:r>
+      <w:r>
+        <w:rPr>
+          <w:rFonts w:ascii="Times New Roman" w:hAnsi="Times New Roman" w:cs="Times New Roman"/>
+          <w:sz w:val="24"/>
+          <w:szCs w:val="24"/>
+        </w:rPr>
+        <w:t xml:space="preserve"> для выбора ширины окна</w:t>
+      </w:r>
+      <w:r>
+        <w:rPr>
+          <w:rFonts w:ascii="Times New Roman" w:hAnsi="Times New Roman" w:cs="Times New Roman"/>
+          <w:sz w:val="24"/>
+          <w:szCs w:val="24"/>
+        </w:rPr>
+        <w:t>:</w:t>
       </w:r>
     </w:p>
     <w:p>
@@ -924,33 +1141,59 @@
           <w:sz w:val="24"/>
           <w:szCs w:val="24"/>
         </w:rPr>
-        <w:t>Правило Сильвермана</w:t>
-      </w:r>
-      <w:r>
-        <w:rPr>
-          <w:rFonts w:ascii="Times New Roman" w:hAnsi="Times New Roman" w:cs="Times New Roman"/>
-          <w:sz w:val="24"/>
-          <w:szCs w:val="24"/>
-        </w:rPr>
-        <w:t xml:space="preserve"> — быстрое эмпирическое правило, не зависит от y</w:t>
-      </w:r>
-      <w:r>
-        <w:rPr>
-          <w:rFonts w:ascii="Times New Roman" w:hAnsi="Times New Roman" w:cs="Times New Roman"/>
-          <w:i/>
-          <w:iCs/>
-          <w:sz w:val="24"/>
-          <w:szCs w:val="24"/>
-        </w:rPr>
-        <w:t>y</w:t>
-      </w:r>
-      <w:r>
-        <w:rPr>
-          <w:rFonts w:ascii="Times New Roman" w:hAnsi="Times New Roman" w:cs="Times New Roman"/>
-          <w:sz w:val="24"/>
-          <w:szCs w:val="24"/>
-        </w:rPr>
-        <w:t>. Используется как baseline.</w:t>
+        <w:t xml:space="preserve">Правило </w:t>
+      </w:r>
+      <w:proofErr w:type="spellStart"/>
+      <w:r>
+        <w:rPr>
+          <w:rFonts w:ascii="Times New Roman" w:hAnsi="Times New Roman" w:cs="Times New Roman"/>
+          <w:b/>
+          <w:bCs/>
+          <w:sz w:val="24"/>
+          <w:szCs w:val="24"/>
+        </w:rPr>
+        <w:t>Сильвермана</w:t>
+      </w:r>
+      <w:proofErr w:type="spellEnd"/>
+      <w:r>
+        <w:rPr>
+          <w:rFonts w:ascii="Times New Roman" w:hAnsi="Times New Roman" w:cs="Times New Roman"/>
+          <w:sz w:val="24"/>
+          <w:szCs w:val="24"/>
+        </w:rPr>
+        <w:t xml:space="preserve"> — быстрое эмпирическое правило,</w:t>
+      </w:r>
+      <w:r>
+        <w:rPr>
+          <w:rFonts w:ascii="Times New Roman" w:hAnsi="Times New Roman" w:cs="Times New Roman"/>
+          <w:sz w:val="24"/>
+          <w:szCs w:val="24"/>
+        </w:rPr>
+        <w:t xml:space="preserve"> которое</w:t>
+      </w:r>
+      <w:r>
+        <w:rPr>
+          <w:rFonts w:ascii="Times New Roman" w:hAnsi="Times New Roman" w:cs="Times New Roman"/>
+          <w:sz w:val="24"/>
+          <w:szCs w:val="24"/>
+        </w:rPr>
+        <w:t xml:space="preserve"> не зависит от y. Используется как </w:t>
+      </w:r>
+      <w:r>
+        <w:rPr>
+          <w:rFonts w:ascii="Times New Roman" w:hAnsi="Times New Roman" w:cs="Times New Roman"/>
+          <w:sz w:val="24"/>
+          <w:szCs w:val="24"/>
+        </w:rPr>
+        <w:t>база для сравнения</w:t>
+      </w:r>
+      <w:r>
+        <w:rPr>
+          <w:rFonts w:ascii="Times New Roman" w:hAnsi="Times New Roman" w:cs="Times New Roman"/>
+          <w:sz w:val="24"/>
+          <w:szCs w:val="24"/>
+        </w:rPr>
+        <w:t>.</w:t>
       </w:r>
     </w:p>
     <w:p>
@@ -983,7 +1226,39 @@
           <w:sz w:val="24"/>
           <w:szCs w:val="24"/>
         </w:rPr>
-        <w:t xml:space="preserve"> — делит выборку на 5 частей, минимизирует усреднённую по фолдам MSE.</w:t>
+        <w:t xml:space="preserve"> — делит выборку на 5 частей, минимизирует усреднённую по </w:t>
+      </w:r>
+      <w:r>
+        <w:rPr>
+          <w:rFonts w:ascii="Times New Roman" w:hAnsi="Times New Roman" w:cs="Times New Roman"/>
+          <w:sz w:val="24"/>
+          <w:szCs w:val="24"/>
+        </w:rPr>
+        <w:t>частям</w:t>
+      </w:r>
+      <w:r>
+        <w:rPr>
+          <w:rFonts w:ascii="Times New Roman" w:hAnsi="Times New Roman" w:cs="Times New Roman"/>
+          <w:sz w:val="24"/>
+          <w:szCs w:val="24"/>
+        </w:rPr>
+        <w:t xml:space="preserve"> </w:t>
+      </w:r>
+      <w:r>
+        <w:rPr>
+          <w:rFonts w:ascii="Times New Roman" w:hAnsi="Times New Roman" w:cs="Times New Roman"/>
+          <w:sz w:val="24"/>
+          <w:szCs w:val="24"/>
+        </w:rPr>
+        <w:t>среднеквадратическую ошибку</w:t>
+      </w:r>
+      <w:r>
+        <w:rPr>
+          <w:rFonts w:ascii="Times New Roman" w:hAnsi="Times New Roman" w:cs="Times New Roman"/>
+          <w:sz w:val="24"/>
+          <w:szCs w:val="24"/>
+        </w:rPr>
+        <w:t>.</w:t>
       </w:r>
     </w:p>
     <w:p>
@@ -1033,38 +1308,66 @@
       <w:r>
         <w:rPr>
           <w:rFonts w:ascii="Times New Roman" w:hAnsi="Times New Roman" w:cs="Times New Roman"/>
-          <w:b/>
-          <w:bCs/>
-          <w:sz w:val="24"/>
-          <w:szCs w:val="24"/>
-        </w:rPr>
-        <w:t>Ключевое ограничение:</w:t>
-      </w:r>
-      <w:r>
-        <w:rPr>
-          <w:rFonts w:ascii="Times New Roman" w:hAnsi="Times New Roman" w:cs="Times New Roman"/>
-          <w:sz w:val="24"/>
-          <w:szCs w:val="24"/>
-        </w:rPr>
-        <w:t xml:space="preserve"> все три метода демонстрируют нестабильность при </w:t>
-      </w:r>
-      <w:r>
-        <w:rPr>
-          <w:rFonts w:ascii="Times New Roman" w:hAnsi="Times New Roman" w:cs="Times New Roman"/>
-          <w:i/>
-          <w:iCs/>
-          <w:sz w:val="24"/>
-          <w:szCs w:val="24"/>
-        </w:rPr>
-        <w:t>n</w:t>
-      </w:r>
-      <w:r>
-        <w:rPr>
-          <w:rFonts w:ascii="Times New Roman" w:hAnsi="Times New Roman" w:cs="Times New Roman"/>
-          <w:sz w:val="24"/>
-          <w:szCs w:val="24"/>
-        </w:rPr>
-        <w:t>≤30, что и мотивирует поиск альтернатив.</w:t>
+          <w:sz w:val="24"/>
+          <w:szCs w:val="24"/>
+        </w:rPr>
+        <w:t>Ключевое ограничение</w:t>
+      </w:r>
+      <w:r>
+        <w:rPr>
+          <w:rFonts w:ascii="Times New Roman" w:hAnsi="Times New Roman" w:cs="Times New Roman"/>
+          <w:sz w:val="24"/>
+          <w:szCs w:val="24"/>
+        </w:rPr>
+        <w:t xml:space="preserve"> всех этих методов, в том, что они становятся</w:t>
+      </w:r>
+      <w:r>
+        <w:rPr>
+          <w:rFonts w:ascii="Times New Roman" w:hAnsi="Times New Roman" w:cs="Times New Roman"/>
+          <w:sz w:val="24"/>
+          <w:szCs w:val="24"/>
+        </w:rPr>
+        <w:t xml:space="preserve"> </w:t>
+      </w:r>
+      <w:r>
+        <w:rPr>
+          <w:rFonts w:ascii="Times New Roman" w:hAnsi="Times New Roman" w:cs="Times New Roman"/>
+          <w:sz w:val="24"/>
+          <w:szCs w:val="24"/>
+        </w:rPr>
+        <w:t>нестабильн</w:t>
+      </w:r>
+      <w:r>
+        <w:rPr>
+          <w:rFonts w:ascii="Times New Roman" w:hAnsi="Times New Roman" w:cs="Times New Roman"/>
+          <w:sz w:val="24"/>
+          <w:szCs w:val="24"/>
+        </w:rPr>
+        <w:t>ы</w:t>
+      </w:r>
+      <w:r>
+        <w:rPr>
+          <w:rFonts w:ascii="Times New Roman" w:hAnsi="Times New Roman" w:cs="Times New Roman"/>
+          <w:sz w:val="24"/>
+          <w:szCs w:val="24"/>
+        </w:rPr>
+        <w:t xml:space="preserve"> </w:t>
+      </w:r>
+      <w:r>
+        <w:rPr>
+          <w:rFonts w:ascii="Times New Roman" w:hAnsi="Times New Roman" w:cs="Times New Roman"/>
+          <w:sz w:val="24"/>
+          <w:szCs w:val="24"/>
+        </w:rPr>
+        <w:t>на малых выборках</w:t>
+      </w:r>
+      <w:r>
+        <w:rPr>
+          <w:rFonts w:ascii="Times New Roman" w:hAnsi="Times New Roman" w:cs="Times New Roman"/>
+          <w:sz w:val="24"/>
+          <w:szCs w:val="24"/>
+        </w:rPr>
+        <w:t>, что и мотивирует поиск альтернатив.</w:t>
       </w:r>
     </w:p>
     <w:p>
@@ -1107,28 +1410,58 @@
           <w:sz w:val="24"/>
           <w:szCs w:val="24"/>
         </w:rPr>
-        <w:t>: Энтропийный подход — классический метод) — 50 секунд</w:t>
-      </w:r>
-    </w:p>
-    <w:p>
-      <w:pPr>
-        <w:spacing w:line="360" w:lineRule="auto"/>
-        <w:jc w:val="both"/>
-        <w:rPr>
-          <w:rFonts w:ascii="Times New Roman" w:hAnsi="Times New Roman" w:cs="Times New Roman"/>
-          <w:sz w:val="24"/>
-          <w:szCs w:val="24"/>
-        </w:rPr>
-      </w:pPr>
-      <w:r>
-        <w:rPr>
-          <w:rFonts w:ascii="Times New Roman" w:hAnsi="Times New Roman" w:cs="Times New Roman"/>
-          <w:b/>
-          <w:bCs/>
-          <w:sz w:val="24"/>
-          <w:szCs w:val="24"/>
-        </w:rPr>
-        <w:t>Теперь о методе. Начнем с основ классического энтропийного подхода.</w:t>
+        <w:t xml:space="preserve">: Энтропийный подход — классический метод) — </w:t>
+      </w:r>
+      <w:r>
+        <w:rPr>
+          <w:rFonts w:ascii="Times New Roman" w:hAnsi="Times New Roman" w:cs="Times New Roman"/>
+          <w:b/>
+          <w:bCs/>
+          <w:sz w:val="24"/>
+          <w:szCs w:val="24"/>
+        </w:rPr>
+        <w:t>40</w:t>
+      </w:r>
+      <w:r>
+        <w:rPr>
+          <w:rFonts w:ascii="Times New Roman" w:hAnsi="Times New Roman" w:cs="Times New Roman"/>
+          <w:b/>
+          <w:bCs/>
+          <w:sz w:val="24"/>
+          <w:szCs w:val="24"/>
+        </w:rPr>
+        <w:t xml:space="preserve"> секунд</w:t>
+      </w:r>
+    </w:p>
+    <w:p>
+      <w:pPr>
+        <w:spacing w:line="360" w:lineRule="auto"/>
+        <w:jc w:val="both"/>
+        <w:rPr>
+          <w:rFonts w:ascii="Times New Roman" w:hAnsi="Times New Roman" w:cs="Times New Roman"/>
+          <w:sz w:val="24"/>
+          <w:szCs w:val="24"/>
+        </w:rPr>
+      </w:pPr>
+      <w:r>
+        <w:rPr>
+          <w:rFonts w:ascii="Times New Roman" w:hAnsi="Times New Roman" w:cs="Times New Roman"/>
+          <w:b/>
+          <w:bCs/>
+          <w:sz w:val="24"/>
+          <w:szCs w:val="24"/>
+        </w:rPr>
+        <w:t>Перейдём к энтропийному методу</w:t>
+      </w:r>
+      <w:r>
+        <w:rPr>
+          <w:rFonts w:ascii="Times New Roman" w:hAnsi="Times New Roman" w:cs="Times New Roman"/>
+          <w:b/>
+          <w:bCs/>
+          <w:sz w:val="24"/>
+          <w:szCs w:val="24"/>
+        </w:rPr>
+        <w:t>. Начнем с основ классического энтропийного подхода.</w:t>
       </w:r>
       <w:r>
         <w:rPr>
@@ -1252,27 +1585,48 @@
           <w:sz w:val="24"/>
           <w:szCs w:val="24"/>
         </w:rPr>
-        <w:t>: Энтропийный подход — «мягкий» метод) — 50 секунд</w:t>
-      </w:r>
-    </w:p>
-    <w:p>
-      <w:pPr>
-        <w:spacing w:line="360" w:lineRule="auto"/>
-        <w:jc w:val="both"/>
-        <w:rPr>
-          <w:rFonts w:ascii="Times New Roman" w:hAnsi="Times New Roman" w:cs="Times New Roman"/>
-          <w:sz w:val="24"/>
-          <w:szCs w:val="24"/>
-        </w:rPr>
-      </w:pPr>
-      <w:r>
-        <w:rPr>
-          <w:rFonts w:ascii="Times New Roman" w:hAnsi="Times New Roman" w:cs="Times New Roman"/>
-          <w:b/>
-          <w:bCs/>
-          <w:sz w:val="24"/>
-          <w:szCs w:val="24"/>
-        </w:rPr>
+        <w:t xml:space="preserve">: Энтропийный подход — «мягкий» метод) — </w:t>
+      </w:r>
+      <w:r>
+        <w:rPr>
+          <w:rFonts w:ascii="Times New Roman" w:hAnsi="Times New Roman" w:cs="Times New Roman"/>
+          <w:b/>
+          <w:bCs/>
+          <w:sz w:val="24"/>
+          <w:szCs w:val="24"/>
+        </w:rPr>
+        <w:t>4</w:t>
+      </w:r>
+      <w:r>
+        <w:rPr>
+          <w:rFonts w:ascii="Times New Roman" w:hAnsi="Times New Roman" w:cs="Times New Roman"/>
+          <w:b/>
+          <w:bCs/>
+          <w:sz w:val="24"/>
+          <w:szCs w:val="24"/>
+        </w:rPr>
+        <w:t>0 секунд</w:t>
+      </w:r>
+    </w:p>
+    <w:p>
+      <w:pPr>
+        <w:spacing w:line="360" w:lineRule="auto"/>
+        <w:jc w:val="both"/>
+        <w:rPr>
+          <w:rFonts w:ascii="Times New Roman" w:hAnsi="Times New Roman" w:cs="Times New Roman"/>
+          <w:sz w:val="24"/>
+          <w:szCs w:val="24"/>
+        </w:rPr>
+      </w:pPr>
+      <w:r>
+        <w:rPr>
+          <w:rFonts w:ascii="Times New Roman" w:hAnsi="Times New Roman" w:cs="Times New Roman"/>
+          <w:b/>
+          <w:bCs/>
+          <w:sz w:val="24"/>
+          <w:szCs w:val="24"/>
+        </w:rPr>
+        <w:lastRenderedPageBreak/>
         <w:t>Перейдем к модификации с «мягкой» рандомизацией.</w:t>
       </w:r>
       <w:r>
@@ -1291,7 +1645,29 @@
           <w:sz w:val="24"/>
           <w:szCs w:val="24"/>
         </w:rPr>
-        <w:t>приближенное балансирование через гельдеровы нормы</w:t>
+        <w:t xml:space="preserve">приближенное балансирование через </w:t>
+      </w:r>
+      <w:proofErr w:type="spellStart"/>
+      <w:r>
+        <w:rPr>
+          <w:rFonts w:ascii="Times New Roman" w:hAnsi="Times New Roman" w:cs="Times New Roman"/>
+          <w:b/>
+          <w:bCs/>
+          <w:sz w:val="24"/>
+          <w:szCs w:val="24"/>
+        </w:rPr>
+        <w:t>гельдеровы</w:t>
+      </w:r>
+      <w:proofErr w:type="spellEnd"/>
+      <w:r>
+        <w:rPr>
+          <w:rFonts w:ascii="Times New Roman" w:hAnsi="Times New Roman" w:cs="Times New Roman"/>
+          <w:b/>
+          <w:bCs/>
+          <w:sz w:val="24"/>
+          <w:szCs w:val="24"/>
+        </w:rPr>
+        <w:t xml:space="preserve"> нормы</w:t>
       </w:r>
       <w:r>
         <w:rPr>
@@ -1322,7 +1698,6 @@
           <w:sz w:val="24"/>
           <w:szCs w:val="24"/>
         </w:rPr>
-        <w:lastRenderedPageBreak/>
         <w:t>Энтропийную меру неопределенности,</w:t>
       </w:r>
     </w:p>
@@ -1503,7 +1878,27 @@
           <w:sz w:val="24"/>
           <w:szCs w:val="24"/>
         </w:rPr>
-        <w:t>: Дизайн эксперимента) — 50 секунд</w:t>
+        <w:t xml:space="preserve">: Дизайн эксперимента) — </w:t>
+      </w:r>
+      <w:r>
+        <w:rPr>
+          <w:rFonts w:ascii="Times New Roman" w:hAnsi="Times New Roman" w:cs="Times New Roman"/>
+          <w:b/>
+          <w:bCs/>
+          <w:sz w:val="24"/>
+          <w:szCs w:val="24"/>
+        </w:rPr>
+        <w:t>60</w:t>
+      </w:r>
+      <w:r>
+        <w:rPr>
+          <w:rFonts w:ascii="Times New Roman" w:hAnsi="Times New Roman" w:cs="Times New Roman"/>
+          <w:b/>
+          <w:bCs/>
+          <w:sz w:val="24"/>
+          <w:szCs w:val="24"/>
+        </w:rPr>
+        <w:t xml:space="preserve"> секунд</w:t>
       </w:r>
     </w:p>
     <w:p>
@@ -1693,7 +2088,15 @@
           <w:sz w:val="24"/>
           <w:szCs w:val="24"/>
         </w:rPr>
-        <w:t>: Лапласа, Гумбеля, Тьюки и других.</w:t>
+        <w:t>, т.е. по одному на каждую точку</w:t>
+      </w:r>
+      <w:r>
+        <w:rPr>
+          <w:rFonts w:ascii="Times New Roman" w:hAnsi="Times New Roman" w:cs="Times New Roman"/>
+          <w:sz w:val="24"/>
+          <w:szCs w:val="24"/>
+        </w:rPr>
+        <w:t>.</w:t>
       </w:r>
     </w:p>
     <w:p>
@@ -1788,7 +2191,25 @@
           <w:sz w:val="24"/>
           <w:szCs w:val="24"/>
         </w:rPr>
-        <w:t xml:space="preserve"> датасетов. </w:t>
+        <w:t xml:space="preserve"> </w:t>
+      </w:r>
+      <w:proofErr w:type="spellStart"/>
+      <w:r>
+        <w:rPr>
+          <w:rFonts w:ascii="Times New Roman" w:hAnsi="Times New Roman" w:cs="Times New Roman"/>
+          <w:sz w:val="24"/>
+          <w:szCs w:val="24"/>
+        </w:rPr>
+        <w:t>датасетов</w:t>
+      </w:r>
+      <w:proofErr w:type="spellEnd"/>
+      <w:r>
+        <w:rPr>
+          <w:rFonts w:ascii="Times New Roman" w:hAnsi="Times New Roman" w:cs="Times New Roman"/>
+          <w:sz w:val="24"/>
+          <w:szCs w:val="24"/>
+        </w:rPr>
+        <w:t xml:space="preserve">. </w:t>
       </w:r>
       <w:r>
         <w:rPr>
@@ -1804,18 +2225,48 @@
           <w:sz w:val="24"/>
           <w:szCs w:val="24"/>
         </w:rPr>
-        <w:t xml:space="preserve">Настройка гиперпараметров энтропийного метода проводилась с помощью </w:t>
-      </w:r>
-      <w:r>
-        <w:rPr>
-          <w:rFonts w:ascii="Times New Roman" w:hAnsi="Times New Roman" w:cs="Times New Roman"/>
-          <w:b/>
-          <w:bCs/>
-          <w:sz w:val="24"/>
-          <w:szCs w:val="24"/>
-        </w:rPr>
-        <w:t>632+ бутстрапа</w:t>
-      </w:r>
+        <w:t xml:space="preserve">Настройка </w:t>
+      </w:r>
+      <w:proofErr w:type="spellStart"/>
+      <w:r>
+        <w:rPr>
+          <w:rFonts w:ascii="Times New Roman" w:hAnsi="Times New Roman" w:cs="Times New Roman"/>
+          <w:sz w:val="24"/>
+          <w:szCs w:val="24"/>
+        </w:rPr>
+        <w:t>гиперпараметров</w:t>
+      </w:r>
+      <w:proofErr w:type="spellEnd"/>
+      <w:r>
+        <w:rPr>
+          <w:rFonts w:ascii="Times New Roman" w:hAnsi="Times New Roman" w:cs="Times New Roman"/>
+          <w:sz w:val="24"/>
+          <w:szCs w:val="24"/>
+        </w:rPr>
+        <w:t xml:space="preserve"> энтропийного метода проводилась с помощью </w:t>
+      </w:r>
+      <w:r>
+        <w:rPr>
+          <w:rFonts w:ascii="Times New Roman" w:hAnsi="Times New Roman" w:cs="Times New Roman"/>
+          <w:b/>
+          <w:bCs/>
+          <w:sz w:val="24"/>
+          <w:szCs w:val="24"/>
+        </w:rPr>
+        <w:t xml:space="preserve">632+ </w:t>
+      </w:r>
+      <w:proofErr w:type="spellStart"/>
+      <w:r>
+        <w:rPr>
+          <w:rFonts w:ascii="Times New Roman" w:hAnsi="Times New Roman" w:cs="Times New Roman"/>
+          <w:b/>
+          <w:bCs/>
+          <w:sz w:val="24"/>
+          <w:szCs w:val="24"/>
+        </w:rPr>
+        <w:t>бутстрапа</w:t>
+      </w:r>
+      <w:proofErr w:type="spellEnd"/>
       <w:r>
         <w:rPr>
           <w:rFonts w:ascii="Times New Roman" w:hAnsi="Times New Roman" w:cs="Times New Roman"/>
@@ -1838,15 +2289,63 @@
           <w:sz w:val="24"/>
           <w:szCs w:val="24"/>
         </w:rPr>
-        <w:t>На тех же данных оценивалась</w:t>
-      </w:r>
-      <w:r>
-        <w:rPr>
-          <w:rFonts w:ascii="Times New Roman" w:hAnsi="Times New Roman" w:cs="Times New Roman"/>
-          <w:sz w:val="24"/>
-          <w:szCs w:val="24"/>
-        </w:rPr>
-        <w:t xml:space="preserve"> ядерную регрессию с тремя способами подбора ширины окна.</w:t>
+        <w:t>На тех же данных оценивал</w:t>
+      </w:r>
+      <w:r>
+        <w:rPr>
+          <w:rFonts w:ascii="Times New Roman" w:hAnsi="Times New Roman" w:cs="Times New Roman"/>
+          <w:sz w:val="24"/>
+          <w:szCs w:val="24"/>
+        </w:rPr>
+        <w:t>и</w:t>
+      </w:r>
+      <w:r>
+        <w:rPr>
+          <w:rFonts w:ascii="Times New Roman" w:hAnsi="Times New Roman" w:cs="Times New Roman"/>
+          <w:sz w:val="24"/>
+          <w:szCs w:val="24"/>
+        </w:rPr>
+        <w:t>сь</w:t>
+      </w:r>
+      <w:r>
+        <w:rPr>
+          <w:rFonts w:ascii="Times New Roman" w:hAnsi="Times New Roman" w:cs="Times New Roman"/>
+          <w:sz w:val="24"/>
+          <w:szCs w:val="24"/>
+        </w:rPr>
+        <w:t xml:space="preserve"> ядерн</w:t>
+      </w:r>
+      <w:r>
+        <w:rPr>
+          <w:rFonts w:ascii="Times New Roman" w:hAnsi="Times New Roman" w:cs="Times New Roman"/>
+          <w:sz w:val="24"/>
+          <w:szCs w:val="24"/>
+        </w:rPr>
+        <w:t>ые</w:t>
+      </w:r>
+      <w:r>
+        <w:rPr>
+          <w:rFonts w:ascii="Times New Roman" w:hAnsi="Times New Roman" w:cs="Times New Roman"/>
+          <w:sz w:val="24"/>
+          <w:szCs w:val="24"/>
+        </w:rPr>
+        <w:t xml:space="preserve"> регресси</w:t>
+      </w:r>
+      <w:r>
+        <w:rPr>
+          <w:rFonts w:ascii="Times New Roman" w:hAnsi="Times New Roman" w:cs="Times New Roman"/>
+          <w:sz w:val="24"/>
+          <w:szCs w:val="24"/>
+        </w:rPr>
+        <w:t>и</w:t>
+      </w:r>
+      <w:r>
+        <w:rPr>
+          <w:rFonts w:ascii="Times New Roman" w:hAnsi="Times New Roman" w:cs="Times New Roman"/>
+          <w:sz w:val="24"/>
+          <w:szCs w:val="24"/>
+        </w:rPr>
+        <w:t xml:space="preserve"> с тремя способами подбора ширины окна.</w:t>
       </w:r>
       <w:r>
         <w:rPr>
@@ -1877,51 +2376,8 @@
           <w:rFonts w:ascii="Times New Roman" w:hAnsi="Times New Roman" w:cs="Times New Roman"/>
           <w:sz w:val="24"/>
           <w:szCs w:val="24"/>
-          <w:lang w:val="en-US"/>
-        </w:rPr>
-        <w:t>IMSE</w:t>
-      </w:r>
-      <w:r>
-        <w:rPr>
-          <w:rFonts w:ascii="Times New Roman" w:hAnsi="Times New Roman" w:cs="Times New Roman"/>
-          <w:sz w:val="24"/>
-          <w:szCs w:val="24"/>
-        </w:rPr>
-        <w:t xml:space="preserve">, </w:t>
-      </w:r>
-      <w:r>
-        <w:rPr>
-          <w:rFonts w:ascii="Times New Roman" w:hAnsi="Times New Roman" w:cs="Times New Roman"/>
-          <w:sz w:val="24"/>
-          <w:szCs w:val="24"/>
-          <w:lang w:val="en-US"/>
-        </w:rPr>
-        <w:t>IMAE</w:t>
-      </w:r>
-      <w:r>
-        <w:rPr>
-          <w:rFonts w:ascii="Times New Roman" w:hAnsi="Times New Roman" w:cs="Times New Roman"/>
-          <w:sz w:val="24"/>
-          <w:szCs w:val="24"/>
-        </w:rPr>
-        <w:t xml:space="preserve"> </w:t>
-      </w:r>
-      <w:r>
-        <w:rPr>
-          <w:rFonts w:ascii="Times New Roman" w:hAnsi="Times New Roman" w:cs="Times New Roman"/>
-          <w:sz w:val="24"/>
-          <w:szCs w:val="24"/>
-        </w:rPr>
-        <w:t xml:space="preserve">и </w:t>
-      </w:r>
-      <w:r>
-        <w:rPr>
-          <w:rFonts w:ascii="Times New Roman" w:hAnsi="Times New Roman" w:cs="Times New Roman"/>
-          <w:sz w:val="24"/>
-          <w:szCs w:val="24"/>
-          <w:lang w:val="en-US"/>
-        </w:rPr>
-        <w:t>MaxErr</w:t>
+        </w:rPr>
+        <w:t>интегральной среднеквадратической ошибки, интегральной средней абсолютной ошибке и максимальной ошибке</w:t>
       </w:r>
       <w:r>
         <w:rPr>
@@ -1952,86 +2408,195 @@
           <w:sz w:val="24"/>
           <w:szCs w:val="24"/>
         </w:rPr>
-        <w:t>(Слайд 9: Методология сравнения методов) — 40 секунд</w:t>
-      </w:r>
-    </w:p>
-    <w:p>
-      <w:pPr>
-        <w:spacing w:line="360" w:lineRule="auto"/>
-        <w:jc w:val="both"/>
-        <w:rPr>
-          <w:rFonts w:ascii="Times New Roman" w:hAnsi="Times New Roman" w:cs="Times New Roman"/>
-          <w:sz w:val="24"/>
-          <w:szCs w:val="24"/>
-        </w:rPr>
-      </w:pPr>
-      <w:r>
-        <w:rPr>
-          <w:rFonts w:ascii="Times New Roman" w:hAnsi="Times New Roman" w:cs="Times New Roman"/>
-          <w:sz w:val="24"/>
-          <w:szCs w:val="24"/>
-        </w:rPr>
-        <w:t>Для подтверждения преимуществ метода использова</w:t>
-      </w:r>
-      <w:r>
-        <w:rPr>
-          <w:rFonts w:ascii="Times New Roman" w:hAnsi="Times New Roman" w:cs="Times New Roman"/>
-          <w:sz w:val="24"/>
-          <w:szCs w:val="24"/>
-        </w:rPr>
-        <w:t>лась</w:t>
-      </w:r>
-      <w:r>
-        <w:rPr>
-          <w:rFonts w:ascii="Times New Roman" w:hAnsi="Times New Roman" w:cs="Times New Roman"/>
-          <w:sz w:val="24"/>
-          <w:szCs w:val="24"/>
-        </w:rPr>
-        <w:t xml:space="preserve"> строг</w:t>
-      </w:r>
-      <w:r>
-        <w:rPr>
-          <w:rFonts w:ascii="Times New Roman" w:hAnsi="Times New Roman" w:cs="Times New Roman"/>
-          <w:sz w:val="24"/>
-          <w:szCs w:val="24"/>
-        </w:rPr>
-        <w:t>ая</w:t>
-      </w:r>
-      <w:r>
-        <w:rPr>
-          <w:rFonts w:ascii="Times New Roman" w:hAnsi="Times New Roman" w:cs="Times New Roman"/>
-          <w:sz w:val="24"/>
-          <w:szCs w:val="24"/>
-        </w:rPr>
-        <w:t xml:space="preserve"> статистическ</w:t>
-      </w:r>
-      <w:r>
-        <w:rPr>
-          <w:rFonts w:ascii="Times New Roman" w:hAnsi="Times New Roman" w:cs="Times New Roman"/>
-          <w:sz w:val="24"/>
-          <w:szCs w:val="24"/>
-        </w:rPr>
-        <w:t>ая</w:t>
-      </w:r>
-      <w:r>
-        <w:rPr>
-          <w:rFonts w:ascii="Times New Roman" w:hAnsi="Times New Roman" w:cs="Times New Roman"/>
-          <w:sz w:val="24"/>
-          <w:szCs w:val="24"/>
-        </w:rPr>
-        <w:t xml:space="preserve"> проверк</w:t>
-      </w:r>
-      <w:r>
-        <w:rPr>
-          <w:rFonts w:ascii="Times New Roman" w:hAnsi="Times New Roman" w:cs="Times New Roman"/>
-          <w:sz w:val="24"/>
-          <w:szCs w:val="24"/>
-        </w:rPr>
-        <w:t>а</w:t>
-      </w:r>
-      <w:r>
-        <w:rPr>
-          <w:rFonts w:ascii="Times New Roman" w:hAnsi="Times New Roman" w:cs="Times New Roman"/>
+        <w:t xml:space="preserve">(Слайд </w:t>
+      </w:r>
+      <w:r>
+        <w:rPr>
+          <w:rFonts w:ascii="Times New Roman" w:hAnsi="Times New Roman" w:cs="Times New Roman"/>
+          <w:b/>
+          <w:bCs/>
+          <w:sz w:val="24"/>
+          <w:szCs w:val="24"/>
+        </w:rPr>
+        <w:t>9</w:t>
+      </w:r>
+      <w:r>
+        <w:rPr>
+          <w:rFonts w:ascii="Times New Roman" w:hAnsi="Times New Roman" w:cs="Times New Roman"/>
+          <w:b/>
+          <w:bCs/>
+          <w:sz w:val="24"/>
+          <w:szCs w:val="24"/>
+        </w:rPr>
+        <w:t xml:space="preserve">: Дизайн эксперимента) — </w:t>
+      </w:r>
+      <w:r>
+        <w:rPr>
+          <w:rFonts w:ascii="Times New Roman" w:hAnsi="Times New Roman" w:cs="Times New Roman"/>
+          <w:b/>
+          <w:bCs/>
+          <w:sz w:val="24"/>
+          <w:szCs w:val="24"/>
+        </w:rPr>
+        <w:t>1</w:t>
+      </w:r>
+      <w:r>
+        <w:rPr>
+          <w:rFonts w:ascii="Times New Roman" w:hAnsi="Times New Roman" w:cs="Times New Roman"/>
+          <w:b/>
+          <w:bCs/>
+          <w:sz w:val="24"/>
+          <w:szCs w:val="24"/>
+        </w:rPr>
+        <w:t>0 секунд</w:t>
+      </w:r>
+    </w:p>
+    <w:p>
+      <w:pPr>
+        <w:spacing w:line="360" w:lineRule="auto"/>
+        <w:jc w:val="both"/>
+        <w:rPr>
+          <w:rFonts w:ascii="Times New Roman" w:hAnsi="Times New Roman" w:cs="Times New Roman"/>
+          <w:sz w:val="24"/>
+          <w:szCs w:val="24"/>
+        </w:rPr>
+      </w:pPr>
+      <w:r>
+        <w:rPr>
+          <w:rFonts w:ascii="Times New Roman" w:hAnsi="Times New Roman" w:cs="Times New Roman"/>
+          <w:sz w:val="24"/>
+          <w:szCs w:val="24"/>
+        </w:rPr>
+        <w:lastRenderedPageBreak/>
+        <w:t xml:space="preserve">Для сравнения методов на реальных данных использовался </w:t>
+      </w:r>
+      <w:proofErr w:type="spellStart"/>
+      <w:r>
+        <w:rPr>
+          <w:rFonts w:ascii="Times New Roman" w:hAnsi="Times New Roman" w:cs="Times New Roman"/>
+          <w:sz w:val="24"/>
+          <w:szCs w:val="24"/>
+        </w:rPr>
+        <w:t>датасет</w:t>
+      </w:r>
+      <w:proofErr w:type="spellEnd"/>
+      <w:r>
+        <w:rPr>
+          <w:rFonts w:ascii="Times New Roman" w:hAnsi="Times New Roman" w:cs="Times New Roman"/>
+          <w:sz w:val="24"/>
+          <w:szCs w:val="24"/>
+        </w:rPr>
+        <w:t xml:space="preserve"> по извержениям гейзера Старый служака, который часто используется </w:t>
+      </w:r>
+      <w:proofErr w:type="gramStart"/>
+      <w:r>
+        <w:rPr>
+          <w:rFonts w:ascii="Times New Roman" w:hAnsi="Times New Roman" w:cs="Times New Roman"/>
+          <w:sz w:val="24"/>
+          <w:szCs w:val="24"/>
+        </w:rPr>
+        <w:t>в работах</w:t>
+      </w:r>
+      <w:proofErr w:type="gramEnd"/>
+      <w:r>
+        <w:rPr>
+          <w:rFonts w:ascii="Times New Roman" w:hAnsi="Times New Roman" w:cs="Times New Roman"/>
+          <w:sz w:val="24"/>
+          <w:szCs w:val="24"/>
+        </w:rPr>
+        <w:t xml:space="preserve"> посвящённых непараметрической регрессии.</w:t>
+      </w:r>
+    </w:p>
+    <w:p>
+      <w:pPr>
+        <w:spacing w:line="360" w:lineRule="auto"/>
+        <w:jc w:val="both"/>
+        <w:rPr>
+          <w:rFonts w:ascii="Times New Roman" w:hAnsi="Times New Roman" w:cs="Times New Roman"/>
+          <w:b/>
+          <w:bCs/>
+          <w:sz w:val="24"/>
+          <w:szCs w:val="24"/>
+        </w:rPr>
+      </w:pPr>
+      <w:r>
+        <w:rPr>
+          <w:rFonts w:ascii="Times New Roman" w:hAnsi="Times New Roman" w:cs="Times New Roman"/>
+          <w:b/>
+          <w:bCs/>
+          <w:sz w:val="24"/>
+          <w:szCs w:val="24"/>
+        </w:rPr>
+        <w:t xml:space="preserve">(Слайд </w:t>
+      </w:r>
+      <w:r>
+        <w:rPr>
+          <w:rFonts w:ascii="Times New Roman" w:hAnsi="Times New Roman" w:cs="Times New Roman"/>
+          <w:b/>
+          <w:bCs/>
+          <w:sz w:val="24"/>
+          <w:szCs w:val="24"/>
+        </w:rPr>
+        <w:t>10</w:t>
+      </w:r>
+      <w:r>
+        <w:rPr>
+          <w:rFonts w:ascii="Times New Roman" w:hAnsi="Times New Roman" w:cs="Times New Roman"/>
+          <w:b/>
+          <w:bCs/>
+          <w:sz w:val="24"/>
+          <w:szCs w:val="24"/>
+        </w:rPr>
+        <w:t xml:space="preserve">: Методология сравнения методов) — </w:t>
+      </w:r>
+      <w:r>
+        <w:rPr>
+          <w:rFonts w:ascii="Times New Roman" w:hAnsi="Times New Roman" w:cs="Times New Roman"/>
+          <w:b/>
+          <w:bCs/>
+          <w:sz w:val="24"/>
+          <w:szCs w:val="24"/>
+        </w:rPr>
+        <w:t>25</w:t>
+      </w:r>
+      <w:r>
+        <w:rPr>
+          <w:rFonts w:ascii="Times New Roman" w:hAnsi="Times New Roman" w:cs="Times New Roman"/>
+          <w:b/>
+          <w:bCs/>
+          <w:sz w:val="24"/>
+          <w:szCs w:val="24"/>
+        </w:rPr>
+        <w:t xml:space="preserve"> секунд</w:t>
+      </w:r>
+    </w:p>
+    <w:p>
+      <w:pPr>
+        <w:spacing w:line="360" w:lineRule="auto"/>
+        <w:jc w:val="both"/>
+        <w:rPr>
+          <w:rFonts w:ascii="Times New Roman" w:hAnsi="Times New Roman" w:cs="Times New Roman"/>
+          <w:b/>
+          <w:bCs/>
+          <w:sz w:val="24"/>
+          <w:szCs w:val="24"/>
+        </w:rPr>
+      </w:pPr>
+      <w:r>
+        <w:rPr>
+          <w:rFonts w:ascii="Times New Roman" w:hAnsi="Times New Roman" w:cs="Times New Roman"/>
+          <w:b/>
+          <w:bCs/>
+          <w:sz w:val="24"/>
+          <w:szCs w:val="24"/>
+        </w:rPr>
+        <w:t>Перейдём к методологии сравнения</w:t>
+      </w:r>
+      <w:r>
+        <w:rPr>
+          <w:rFonts w:ascii="Times New Roman" w:hAnsi="Times New Roman" w:cs="Times New Roman"/>
+          <w:b/>
+          <w:bCs/>
           <w:sz w:val="24"/>
           <w:szCs w:val="24"/>
         </w:rPr>
@@ -2054,46 +2619,99 @@
           <w:sz w:val="24"/>
           <w:szCs w:val="24"/>
         </w:rPr>
-        <w:t>Для сравнения ядерных методов друг с другом — тест Фридмана с поправкой Бонферрони.</w:t>
-      </w:r>
-    </w:p>
-    <w:p>
-      <w:pPr>
-        <w:spacing w:line="360" w:lineRule="auto"/>
-        <w:jc w:val="both"/>
-        <w:rPr>
-          <w:rFonts w:ascii="Times New Roman" w:hAnsi="Times New Roman" w:cs="Times New Roman"/>
-          <w:sz w:val="24"/>
-          <w:szCs w:val="24"/>
-        </w:rPr>
-      </w:pPr>
-      <w:r>
-        <w:rPr>
-          <w:rFonts w:ascii="Times New Roman" w:hAnsi="Times New Roman" w:cs="Times New Roman"/>
-          <w:sz w:val="24"/>
-          <w:szCs w:val="24"/>
-        </w:rPr>
-        <w:t>Для сравнения энтропийного подхода с непараметрическими — тест Уилкоксона с поправкой Холма на множественное сравнение.</w:t>
-      </w:r>
-    </w:p>
-    <w:p>
-      <w:pPr>
-        <w:spacing w:line="360" w:lineRule="auto"/>
-        <w:jc w:val="both"/>
-        <w:rPr>
-          <w:rFonts w:ascii="Times New Roman" w:hAnsi="Times New Roman" w:cs="Times New Roman"/>
-          <w:sz w:val="24"/>
-          <w:szCs w:val="24"/>
-        </w:rPr>
-      </w:pPr>
-      <w:r>
-        <w:rPr>
-          <w:rFonts w:ascii="Times New Roman" w:hAnsi="Times New Roman" w:cs="Times New Roman"/>
-          <w:sz w:val="24"/>
-          <w:szCs w:val="24"/>
-        </w:rPr>
-        <w:lastRenderedPageBreak/>
-        <w:t>Для проверки устойчивости результаты дополнительно сравнивались на наборе датасетов, очищенном от выбросов по методу 1,5 IQR.</w:t>
+        <w:t xml:space="preserve">Для сравнения ядерных методов друг с другом — тест Фридмана с поправкой </w:t>
+      </w:r>
+      <w:proofErr w:type="spellStart"/>
+      <w:r>
+        <w:rPr>
+          <w:rFonts w:ascii="Times New Roman" w:hAnsi="Times New Roman" w:cs="Times New Roman"/>
+          <w:sz w:val="24"/>
+          <w:szCs w:val="24"/>
+        </w:rPr>
+        <w:t>Бонферрони</w:t>
+      </w:r>
+      <w:proofErr w:type="spellEnd"/>
+      <w:r>
+        <w:rPr>
+          <w:rFonts w:ascii="Times New Roman" w:hAnsi="Times New Roman" w:cs="Times New Roman"/>
+          <w:sz w:val="24"/>
+          <w:szCs w:val="24"/>
+        </w:rPr>
+        <w:t>.</w:t>
+      </w:r>
+    </w:p>
+    <w:p>
+      <w:pPr>
+        <w:spacing w:line="360" w:lineRule="auto"/>
+        <w:jc w:val="both"/>
+        <w:rPr>
+          <w:rFonts w:ascii="Times New Roman" w:hAnsi="Times New Roman" w:cs="Times New Roman"/>
+          <w:sz w:val="24"/>
+          <w:szCs w:val="24"/>
+        </w:rPr>
+      </w:pPr>
+      <w:r>
+        <w:rPr>
+          <w:rFonts w:ascii="Times New Roman" w:hAnsi="Times New Roman" w:cs="Times New Roman"/>
+          <w:sz w:val="24"/>
+          <w:szCs w:val="24"/>
+        </w:rPr>
+        <w:t xml:space="preserve">Для сравнения энтропийного подхода с непараметрическими — тест </w:t>
+      </w:r>
+      <w:proofErr w:type="spellStart"/>
+      <w:r>
+        <w:rPr>
+          <w:rFonts w:ascii="Times New Roman" w:hAnsi="Times New Roman" w:cs="Times New Roman"/>
+          <w:sz w:val="24"/>
+          <w:szCs w:val="24"/>
+        </w:rPr>
+        <w:t>Уилкоксона</w:t>
+      </w:r>
+      <w:proofErr w:type="spellEnd"/>
+      <w:r>
+        <w:rPr>
+          <w:rFonts w:ascii="Times New Roman" w:hAnsi="Times New Roman" w:cs="Times New Roman"/>
+          <w:sz w:val="24"/>
+          <w:szCs w:val="24"/>
+        </w:rPr>
+        <w:t xml:space="preserve"> с поправкой Холма.</w:t>
+      </w:r>
+    </w:p>
+    <w:p>
+      <w:pPr>
+        <w:spacing w:line="360" w:lineRule="auto"/>
+        <w:jc w:val="both"/>
+        <w:rPr>
+          <w:rFonts w:ascii="Times New Roman" w:hAnsi="Times New Roman" w:cs="Times New Roman"/>
+          <w:sz w:val="24"/>
+          <w:szCs w:val="24"/>
+        </w:rPr>
+      </w:pPr>
+      <w:r>
+        <w:rPr>
+          <w:rFonts w:ascii="Times New Roman" w:hAnsi="Times New Roman" w:cs="Times New Roman"/>
+          <w:sz w:val="24"/>
+          <w:szCs w:val="24"/>
+        </w:rPr>
+        <w:t xml:space="preserve">Для проверки устойчивости результаты дополнительно сравнивались на наборе </w:t>
+      </w:r>
+      <w:proofErr w:type="spellStart"/>
+      <w:r>
+        <w:rPr>
+          <w:rFonts w:ascii="Times New Roman" w:hAnsi="Times New Roman" w:cs="Times New Roman"/>
+          <w:sz w:val="24"/>
+          <w:szCs w:val="24"/>
+        </w:rPr>
+        <w:t>датасетов</w:t>
+      </w:r>
+      <w:proofErr w:type="spellEnd"/>
+      <w:r>
+        <w:rPr>
+          <w:rFonts w:ascii="Times New Roman" w:hAnsi="Times New Roman" w:cs="Times New Roman"/>
+          <w:sz w:val="24"/>
+          <w:szCs w:val="24"/>
+        </w:rPr>
+        <w:t>, очищенном от выбросов по методу 1,5 IQR.</w:t>
       </w:r>
       <w:r>
         <w:rPr>
@@ -2126,46 +2744,88 @@
           <w:sz w:val="24"/>
           <w:szCs w:val="24"/>
         </w:rPr>
-        <w:t>(Слайд 10: Результаты — полиномиальные данные) — 50 секунд</w:t>
-      </w:r>
-    </w:p>
-    <w:p>
-      <w:pPr>
-        <w:spacing w:line="360" w:lineRule="auto"/>
-        <w:jc w:val="both"/>
-        <w:rPr>
-          <w:rFonts w:ascii="Times New Roman" w:hAnsi="Times New Roman" w:cs="Times New Roman"/>
-          <w:sz w:val="24"/>
-          <w:szCs w:val="24"/>
-        </w:rPr>
-      </w:pPr>
-      <w:r>
-        <w:rPr>
-          <w:rFonts w:ascii="Times New Roman" w:hAnsi="Times New Roman" w:cs="Times New Roman"/>
-          <w:b/>
-          <w:bCs/>
-          <w:sz w:val="24"/>
-          <w:szCs w:val="24"/>
-        </w:rPr>
-        <w:t>Теперь о результатах на полиномиальных данных.</w:t>
-      </w:r>
-      <w:r>
-        <w:rPr>
-          <w:rFonts w:ascii="Times New Roman" w:hAnsi="Times New Roman" w:cs="Times New Roman"/>
-          <w:sz w:val="24"/>
-          <w:szCs w:val="24"/>
-        </w:rPr>
-        <w:t xml:space="preserve"> </w:t>
-      </w:r>
-      <w:r>
-        <w:rPr>
-          <w:rFonts w:ascii="Times New Roman" w:hAnsi="Times New Roman" w:cs="Times New Roman"/>
-          <w:b/>
-          <w:bCs/>
-          <w:sz w:val="24"/>
-          <w:szCs w:val="24"/>
-        </w:rPr>
-        <w:t>Основные наблюдения:</w:t>
+        <w:t>(Слайд 1</w:t>
+      </w:r>
+      <w:r>
+        <w:rPr>
+          <w:rFonts w:ascii="Times New Roman" w:hAnsi="Times New Roman" w:cs="Times New Roman"/>
+          <w:b/>
+          <w:bCs/>
+          <w:sz w:val="24"/>
+          <w:szCs w:val="24"/>
+        </w:rPr>
+        <w:t>1</w:t>
+      </w:r>
+      <w:r>
+        <w:rPr>
+          <w:rFonts w:ascii="Times New Roman" w:hAnsi="Times New Roman" w:cs="Times New Roman"/>
+          <w:b/>
+          <w:bCs/>
+          <w:sz w:val="24"/>
+          <w:szCs w:val="24"/>
+        </w:rPr>
+        <w:t>-12</w:t>
+      </w:r>
+      <w:r>
+        <w:rPr>
+          <w:rFonts w:ascii="Times New Roman" w:hAnsi="Times New Roman" w:cs="Times New Roman"/>
+          <w:b/>
+          <w:bCs/>
+          <w:sz w:val="24"/>
+          <w:szCs w:val="24"/>
+        </w:rPr>
+        <w:t>: Результаты — полиномиальные данные) — 5</w:t>
+      </w:r>
+      <w:r>
+        <w:rPr>
+          <w:rFonts w:ascii="Times New Roman" w:hAnsi="Times New Roman" w:cs="Times New Roman"/>
+          <w:b/>
+          <w:bCs/>
+          <w:sz w:val="24"/>
+          <w:szCs w:val="24"/>
+        </w:rPr>
+        <w:t>5</w:t>
+      </w:r>
+      <w:r>
+        <w:rPr>
+          <w:rFonts w:ascii="Times New Roman" w:hAnsi="Times New Roman" w:cs="Times New Roman"/>
+          <w:b/>
+          <w:bCs/>
+          <w:sz w:val="24"/>
+          <w:szCs w:val="24"/>
+        </w:rPr>
+        <w:t xml:space="preserve"> секунд</w:t>
+      </w:r>
+    </w:p>
+    <w:p>
+      <w:pPr>
+        <w:spacing w:line="360" w:lineRule="auto"/>
+        <w:jc w:val="both"/>
+        <w:rPr>
+          <w:rFonts w:ascii="Times New Roman" w:hAnsi="Times New Roman" w:cs="Times New Roman"/>
+          <w:sz w:val="24"/>
+          <w:szCs w:val="24"/>
+        </w:rPr>
+      </w:pPr>
+      <w:r>
+        <w:rPr>
+          <w:rFonts w:ascii="Times New Roman" w:hAnsi="Times New Roman" w:cs="Times New Roman"/>
+          <w:b/>
+          <w:bCs/>
+          <w:sz w:val="24"/>
+          <w:szCs w:val="24"/>
+        </w:rPr>
+        <w:t>Наконец перейдём к результатам. Начнём с полиномиальных данных</w:t>
+      </w:r>
+      <w:r>
+        <w:rPr>
+          <w:rFonts w:ascii="Times New Roman" w:hAnsi="Times New Roman" w:cs="Times New Roman"/>
+          <w:b/>
+          <w:bCs/>
+          <w:sz w:val="24"/>
+          <w:szCs w:val="24"/>
+        </w:rPr>
+        <w:t>:</w:t>
       </w:r>
     </w:p>
     <w:p>
@@ -2188,7 +2848,44 @@
           <w:sz w:val="24"/>
           <w:szCs w:val="24"/>
         </w:rPr>
-        <w:t>Энтропийный метод демонстрирует эффективность во всех конфигурациях по всем метрикам (IMSE, IMAE, MaxErr).</w:t>
+        <w:t xml:space="preserve">При сравнении ядерных методов друг с другом оказалось, что методы кросс-валидации лучше эмпирического правила </w:t>
+      </w:r>
+      <w:proofErr w:type="spellStart"/>
+      <w:r>
+        <w:rPr>
+          <w:rFonts w:ascii="Times New Roman" w:hAnsi="Times New Roman" w:cs="Times New Roman"/>
+          <w:sz w:val="24"/>
+          <w:szCs w:val="24"/>
+        </w:rPr>
+        <w:t>Сильвермана</w:t>
+      </w:r>
+      <w:proofErr w:type="spellEnd"/>
+      <w:r>
+        <w:rPr>
+          <w:rFonts w:ascii="Times New Roman" w:hAnsi="Times New Roman" w:cs="Times New Roman"/>
+          <w:sz w:val="24"/>
+          <w:szCs w:val="24"/>
+        </w:rPr>
+        <w:t xml:space="preserve"> только на низком уровне шума и высоких степенях, что указывает на нестабильность методов.</w:t>
+      </w:r>
+    </w:p>
+    <w:p>
+      <w:pPr>
+        <w:spacing w:line="360" w:lineRule="auto"/>
+        <w:jc w:val="both"/>
+        <w:rPr>
+          <w:rFonts w:ascii="Times New Roman" w:hAnsi="Times New Roman" w:cs="Times New Roman"/>
+          <w:sz w:val="24"/>
+          <w:szCs w:val="24"/>
+        </w:rPr>
+      </w:pPr>
+      <w:r>
+        <w:rPr>
+          <w:rFonts w:ascii="Times New Roman" w:hAnsi="Times New Roman" w:cs="Times New Roman"/>
+          <w:sz w:val="24"/>
+          <w:szCs w:val="24"/>
+        </w:rPr>
+        <w:t>При сравнении энтропийного метода с ядерной регрессией основные наблюдения были следующими:</w:t>
       </w:r>
     </w:p>
     <w:p>
@@ -2211,27 +2908,59 @@
           <w:sz w:val="24"/>
           <w:szCs w:val="24"/>
         </w:rPr>
-        <w:t xml:space="preserve">В </w:t>
-      </w:r>
-      <w:r>
-        <w:rPr>
-          <w:rFonts w:ascii="Times New Roman" w:hAnsi="Times New Roman" w:cs="Times New Roman"/>
-          <w:b/>
-          <w:bCs/>
-          <w:sz w:val="24"/>
-          <w:szCs w:val="24"/>
-        </w:rPr>
-        <w:t>84</w:t>
-      </w:r>
-      <w:r>
-        <w:rPr>
-          <w:rFonts w:ascii="Times New Roman" w:hAnsi="Times New Roman" w:cs="Times New Roman"/>
-          <w:b/>
-          <w:bCs/>
-          <w:sz w:val="24"/>
-          <w:szCs w:val="24"/>
-        </w:rPr>
-        <w:t>% конфигураций</w:t>
+        <w:t xml:space="preserve">Энтропийный метод демонстрирует эффективность во всех конфигурациях по всем метрикам (IMSE, IMAE, </w:t>
+      </w:r>
+      <w:proofErr w:type="spellStart"/>
+      <w:r>
+        <w:rPr>
+          <w:rFonts w:ascii="Times New Roman" w:hAnsi="Times New Roman" w:cs="Times New Roman"/>
+          <w:sz w:val="24"/>
+          <w:szCs w:val="24"/>
+        </w:rPr>
+        <w:t>MaxErr</w:t>
+      </w:r>
+      <w:proofErr w:type="spellEnd"/>
+      <w:r>
+        <w:rPr>
+          <w:rFonts w:ascii="Times New Roman" w:hAnsi="Times New Roman" w:cs="Times New Roman"/>
+          <w:sz w:val="24"/>
+          <w:szCs w:val="24"/>
+        </w:rPr>
+        <w:t>)</w:t>
+      </w:r>
+      <w:r>
+        <w:rPr>
+          <w:rFonts w:ascii="Times New Roman" w:hAnsi="Times New Roman" w:cs="Times New Roman"/>
+          <w:sz w:val="24"/>
+          <w:szCs w:val="24"/>
+        </w:rPr>
+        <w:t xml:space="preserve">, </w:t>
+      </w:r>
+      <w:r>
+        <w:rPr>
+          <w:rFonts w:ascii="Times New Roman" w:hAnsi="Times New Roman" w:cs="Times New Roman"/>
+          <w:sz w:val="24"/>
+          <w:szCs w:val="24"/>
+        </w:rPr>
+        <w:t>причем в</w:t>
+      </w:r>
+      <w:r>
+        <w:rPr>
+          <w:rFonts w:ascii="Times New Roman" w:hAnsi="Times New Roman" w:cs="Times New Roman"/>
+          <w:sz w:val="24"/>
+          <w:szCs w:val="24"/>
+        </w:rPr>
+        <w:t xml:space="preserve"> </w:t>
+      </w:r>
+      <w:r>
+        <w:rPr>
+          <w:rFonts w:ascii="Times New Roman" w:hAnsi="Times New Roman" w:cs="Times New Roman"/>
+          <w:b/>
+          <w:bCs/>
+          <w:sz w:val="24"/>
+          <w:szCs w:val="24"/>
+        </w:rPr>
+        <w:t>84% конфигураций</w:t>
       </w:r>
       <w:r>
         <w:rPr>
@@ -2262,23 +2991,7 @@
           <w:sz w:val="24"/>
           <w:szCs w:val="24"/>
         </w:rPr>
-        <w:t>Размер эффекта в большинстве случаев умеренный: r</w:t>
-      </w:r>
-      <w:r>
-        <w:rPr>
-          <w:rFonts w:ascii="Cambria Math" w:hAnsi="Cambria Math" w:cs="Cambria Math"/>
-          <w:sz w:val="24"/>
-          <w:szCs w:val="24"/>
-        </w:rPr>
-        <w:t>∈</w:t>
-      </w:r>
-      <w:r>
-        <w:rPr>
-          <w:rFonts w:ascii="Times New Roman" w:hAnsi="Times New Roman" w:cs="Times New Roman"/>
-          <w:sz w:val="24"/>
-          <w:szCs w:val="24"/>
-        </w:rPr>
-        <w:t>[0.3,0.5]</w:t>
+        <w:t>Размер эффекта в большинстве случаев умеренный</w:t>
       </w:r>
     </w:p>
     <w:p>
@@ -2301,25 +3014,108 @@
           <w:sz w:val="24"/>
           <w:szCs w:val="24"/>
         </w:rPr>
-        <w:t xml:space="preserve">Наибольшее улучшение по IMSE достигнуто для полинома 2-й степени — </w:t>
-      </w:r>
-      <w:r>
-        <w:rPr>
-          <w:rFonts w:ascii="Times New Roman" w:hAnsi="Times New Roman" w:cs="Times New Roman"/>
-          <w:b/>
-          <w:bCs/>
-          <w:sz w:val="24"/>
-          <w:szCs w:val="24"/>
-        </w:rPr>
-        <w:t>минус 47,8%</w:t>
-      </w:r>
-      <w:r>
-        <w:rPr>
-          <w:rFonts w:ascii="Times New Roman" w:hAnsi="Times New Roman" w:cs="Times New Roman"/>
-          <w:sz w:val="24"/>
-          <w:szCs w:val="24"/>
-        </w:rPr>
-        <w:t xml:space="preserve"> к ядерной регрессии. Метод демонстрирует устойчивость к шуму с учётом малого объёма выборки.</w:t>
+        <w:t>Наибольшее улучшение по IMSE достигнуто для полинома 2-й степени</w:t>
+      </w:r>
+      <w:r>
+        <w:rPr>
+          <w:rFonts w:ascii="Times New Roman" w:hAnsi="Times New Roman" w:cs="Times New Roman"/>
+          <w:sz w:val="24"/>
+          <w:szCs w:val="24"/>
+        </w:rPr>
+        <w:t xml:space="preserve"> при низком уровне шума</w:t>
+      </w:r>
+      <w:r>
+        <w:rPr>
+          <w:rFonts w:ascii="Times New Roman" w:hAnsi="Times New Roman" w:cs="Times New Roman"/>
+          <w:sz w:val="24"/>
+          <w:szCs w:val="24"/>
+        </w:rPr>
+        <w:t xml:space="preserve"> — </w:t>
+      </w:r>
+      <w:r>
+        <w:rPr>
+          <w:rFonts w:ascii="Times New Roman" w:hAnsi="Times New Roman" w:cs="Times New Roman"/>
+          <w:b/>
+          <w:bCs/>
+          <w:sz w:val="24"/>
+          <w:szCs w:val="24"/>
+        </w:rPr>
+        <w:t xml:space="preserve">почти в два раза лучше, чем у ядерной </w:t>
+      </w:r>
+      <w:proofErr w:type="spellStart"/>
+      <w:r>
+        <w:rPr>
+          <w:rFonts w:ascii="Times New Roman" w:hAnsi="Times New Roman" w:cs="Times New Roman"/>
+          <w:b/>
+          <w:bCs/>
+          <w:sz w:val="24"/>
+          <w:szCs w:val="24"/>
+        </w:rPr>
+        <w:t>регресиии</w:t>
+      </w:r>
+      <w:proofErr w:type="spellEnd"/>
+      <w:r>
+        <w:rPr>
+          <w:rFonts w:ascii="Times New Roman" w:hAnsi="Times New Roman" w:cs="Times New Roman"/>
+          <w:sz w:val="24"/>
+          <w:szCs w:val="24"/>
+        </w:rPr>
+        <w:t>. Метод демонстрирует устойчивость к шуму с учётом малого объёма выборки.</w:t>
+      </w:r>
+    </w:p>
+    <w:p>
+      <w:pPr>
+        <w:numPr>
+          <w:ilvl w:val="0"/>
+          <w:numId w:val="12"/>
+        </w:numPr>
+        <w:spacing w:line="360" w:lineRule="auto"/>
+        <w:jc w:val="both"/>
+        <w:rPr>
+          <w:rFonts w:ascii="Times New Roman" w:hAnsi="Times New Roman" w:cs="Times New Roman"/>
+          <w:sz w:val="24"/>
+          <w:szCs w:val="24"/>
+        </w:rPr>
+      </w:pPr>
+      <w:r>
+        <w:rPr>
+          <w:rFonts w:ascii="Times New Roman" w:hAnsi="Times New Roman" w:cs="Times New Roman"/>
+          <w:sz w:val="24"/>
+          <w:szCs w:val="24"/>
+        </w:rPr>
+        <w:t>Результаты</w:t>
+      </w:r>
+      <w:r>
+        <w:rPr>
+          <w:rFonts w:ascii="Times New Roman" w:hAnsi="Times New Roman" w:cs="Times New Roman"/>
+          <w:sz w:val="24"/>
+          <w:szCs w:val="24"/>
+        </w:rPr>
+        <w:t xml:space="preserve"> после очистки от выбросов</w:t>
+      </w:r>
+      <w:r>
+        <w:rPr>
+          <w:rFonts w:ascii="Times New Roman" w:hAnsi="Times New Roman" w:cs="Times New Roman"/>
+          <w:sz w:val="24"/>
+          <w:szCs w:val="24"/>
+        </w:rPr>
+        <w:t xml:space="preserve"> согласуются с анализом неочищенных данных, что</w:t>
+      </w:r>
+      <w:r>
+        <w:rPr>
+          <w:rFonts w:ascii="Times New Roman" w:hAnsi="Times New Roman" w:cs="Times New Roman"/>
+          <w:sz w:val="24"/>
+          <w:szCs w:val="24"/>
+        </w:rPr>
+        <w:t xml:space="preserve"> </w:t>
+      </w:r>
+      <w:r>
+        <w:rPr>
+          <w:rFonts w:ascii="Times New Roman" w:hAnsi="Times New Roman" w:cs="Times New Roman"/>
+          <w:sz w:val="24"/>
+          <w:szCs w:val="24"/>
+        </w:rPr>
+        <w:t>подтверждает робастность метода к выбросам</w:t>
       </w:r>
     </w:p>
     <w:p>
@@ -2339,7 +3135,7 @@
           <w:szCs w:val="24"/>
         </w:rPr>
         <w:pict w14:anchorId="2E0540E6">
-          <v:rect id="_x0000_i1065" style="width:0;height:1.5pt" o:hralign="center" o:hrstd="t" o:hr="t" fillcolor="#a0a0a0" stroked="f"/>
+          <v:rect id="_x0000_i1028" style="width:0;height:1.5pt" o:hralign="center" o:hrstd="t" o:hr="t" fillcolor="#a0a0a0" stroked="f"/>
         </w:pict>
       </w:r>
     </w:p>
@@ -2363,32 +3159,135 @@
           <w:sz w:val="24"/>
           <w:szCs w:val="24"/>
         </w:rPr>
-        <w:t>(Слайд 11: Результаты — смесевые данные) — 50 секунд</w:t>
-      </w:r>
-    </w:p>
-    <w:p>
-      <w:pPr>
-        <w:spacing w:line="360" w:lineRule="auto"/>
-        <w:jc w:val="both"/>
-        <w:rPr>
-          <w:rFonts w:ascii="Times New Roman" w:hAnsi="Times New Roman" w:cs="Times New Roman"/>
-          <w:sz w:val="24"/>
-          <w:szCs w:val="24"/>
-        </w:rPr>
-      </w:pPr>
-      <w:r>
-        <w:rPr>
-          <w:rFonts w:ascii="Times New Roman" w:hAnsi="Times New Roman" w:cs="Times New Roman"/>
-          <w:b/>
-          <w:bCs/>
-          <w:sz w:val="24"/>
-          <w:szCs w:val="24"/>
-        </w:rPr>
-        <w:t>На смесевых данных преимущество энтропийного метода оказалось ещё более выраженным.</w:t>
-      </w:r>
-      <w:r>
-        <w:rPr>
-          <w:rFonts w:ascii="Times New Roman" w:hAnsi="Times New Roman" w:cs="Times New Roman"/>
+        <w:t>(Слайд 1</w:t>
+      </w:r>
+      <w:r>
+        <w:rPr>
+          <w:rFonts w:ascii="Times New Roman" w:hAnsi="Times New Roman" w:cs="Times New Roman"/>
+          <w:b/>
+          <w:bCs/>
+          <w:sz w:val="24"/>
+          <w:szCs w:val="24"/>
+        </w:rPr>
+        <w:t>3-14</w:t>
+      </w:r>
+      <w:r>
+        <w:rPr>
+          <w:rFonts w:ascii="Times New Roman" w:hAnsi="Times New Roman" w:cs="Times New Roman"/>
+          <w:b/>
+          <w:bCs/>
+          <w:sz w:val="24"/>
+          <w:szCs w:val="24"/>
+        </w:rPr>
+        <w:t xml:space="preserve">: Результаты — смесевые данные) — </w:t>
+      </w:r>
+      <w:r>
+        <w:rPr>
+          <w:rFonts w:ascii="Times New Roman" w:hAnsi="Times New Roman" w:cs="Times New Roman"/>
+          <w:b/>
+          <w:bCs/>
+          <w:sz w:val="24"/>
+          <w:szCs w:val="24"/>
+        </w:rPr>
+        <w:t>4</w:t>
+      </w:r>
+      <w:r>
+        <w:rPr>
+          <w:rFonts w:ascii="Times New Roman" w:hAnsi="Times New Roman" w:cs="Times New Roman"/>
+          <w:b/>
+          <w:bCs/>
+          <w:sz w:val="24"/>
+          <w:szCs w:val="24"/>
+        </w:rPr>
+        <w:t>0 секунд</w:t>
+      </w:r>
+    </w:p>
+    <w:p>
+      <w:pPr>
+        <w:spacing w:line="360" w:lineRule="auto"/>
+        <w:jc w:val="both"/>
+        <w:rPr>
+          <w:rFonts w:ascii="Times New Roman" w:hAnsi="Times New Roman" w:cs="Times New Roman"/>
+          <w:b/>
+          <w:bCs/>
+          <w:sz w:val="24"/>
+          <w:szCs w:val="24"/>
+        </w:rPr>
+      </w:pPr>
+      <w:r>
+        <w:rPr>
+          <w:rFonts w:ascii="Times New Roman" w:hAnsi="Times New Roman" w:cs="Times New Roman"/>
+          <w:b/>
+          <w:bCs/>
+          <w:sz w:val="24"/>
+          <w:szCs w:val="24"/>
+        </w:rPr>
+        <w:lastRenderedPageBreak/>
+        <w:t>Перейдём к смесевым данным.</w:t>
+      </w:r>
+    </w:p>
+    <w:p>
+      <w:pPr>
+        <w:spacing w:line="360" w:lineRule="auto"/>
+        <w:jc w:val="both"/>
+        <w:rPr>
+          <w:rFonts w:ascii="Times New Roman" w:hAnsi="Times New Roman" w:cs="Times New Roman"/>
+          <w:sz w:val="24"/>
+          <w:szCs w:val="24"/>
+        </w:rPr>
+      </w:pPr>
+      <w:r>
+        <w:rPr>
+          <w:rFonts w:ascii="Times New Roman" w:hAnsi="Times New Roman" w:cs="Times New Roman"/>
+          <w:b/>
+          <w:bCs/>
+          <w:sz w:val="24"/>
+          <w:szCs w:val="24"/>
+        </w:rPr>
+        <w:t xml:space="preserve">- </w:t>
+      </w:r>
+      <w:r>
+        <w:rPr>
+          <w:rFonts w:ascii="Times New Roman" w:hAnsi="Times New Roman" w:cs="Times New Roman"/>
+          <w:sz w:val="24"/>
+          <w:szCs w:val="24"/>
+        </w:rPr>
+        <w:t xml:space="preserve">здесь методы кросс-валидации оказались статистически значимо лучше </w:t>
+      </w:r>
+      <w:r>
+        <w:rPr>
+          <w:rFonts w:ascii="Times New Roman" w:hAnsi="Times New Roman" w:cs="Times New Roman"/>
+          <w:sz w:val="24"/>
+          <w:szCs w:val="24"/>
+        </w:rPr>
+        <w:t>базового метода по всем метрикам, кроме максимальной ошибки</w:t>
+      </w:r>
+    </w:p>
+    <w:p>
+      <w:pPr>
+        <w:spacing w:line="360" w:lineRule="auto"/>
+        <w:jc w:val="both"/>
+        <w:rPr>
+          <w:rFonts w:ascii="Times New Roman" w:hAnsi="Times New Roman" w:cs="Times New Roman"/>
+          <w:sz w:val="24"/>
+          <w:szCs w:val="24"/>
+        </w:rPr>
+      </w:pPr>
+      <w:r>
+        <w:rPr>
+          <w:rFonts w:ascii="Times New Roman" w:hAnsi="Times New Roman" w:cs="Times New Roman"/>
+          <w:b/>
+          <w:bCs/>
+          <w:sz w:val="24"/>
+          <w:szCs w:val="24"/>
+        </w:rPr>
+        <w:t>Переходя к сравнению с энтропийным методом,</w:t>
+      </w:r>
+      <w:r>
+        <w:rPr>
+          <w:rFonts w:ascii="Times New Roman" w:hAnsi="Times New Roman" w:cs="Times New Roman"/>
+          <w:b/>
+          <w:bCs/>
           <w:sz w:val="24"/>
           <w:szCs w:val="24"/>
         </w:rPr>
@@ -2402,7 +3301,17 @@
           <w:sz w:val="24"/>
           <w:szCs w:val="24"/>
         </w:rPr>
-        <w:t>Основные наблюдения:</w:t>
+        <w:t xml:space="preserve">можно отметить, что </w:t>
+      </w:r>
+      <w:r>
+        <w:rPr>
+          <w:rFonts w:ascii="Times New Roman" w:hAnsi="Times New Roman" w:cs="Times New Roman"/>
+          <w:b/>
+          <w:bCs/>
+          <w:sz w:val="24"/>
+          <w:szCs w:val="24"/>
+        </w:rPr>
+        <w:t>преимущество оказалось ещё более выраженным.</w:t>
       </w:r>
     </w:p>
     <w:p>
@@ -2466,35 +3375,51 @@
           <w:sz w:val="24"/>
           <w:szCs w:val="24"/>
         </w:rPr>
-        <w:t xml:space="preserve">Размер эффекта большой во всех случаях: </w:t>
-      </w:r>
-      <w:r>
-        <w:rPr>
-          <w:rFonts w:ascii="Times New Roman" w:hAnsi="Times New Roman" w:cs="Times New Roman"/>
-          <w:i/>
-          <w:iCs/>
-          <w:sz w:val="24"/>
-          <w:szCs w:val="24"/>
-        </w:rPr>
-        <w:t>r</w:t>
-      </w:r>
-      <w:r>
-        <w:rPr>
-          <w:rFonts w:ascii="Times New Roman" w:hAnsi="Times New Roman" w:cs="Times New Roman"/>
-          <w:sz w:val="24"/>
-          <w:szCs w:val="24"/>
-        </w:rPr>
-        <w:t xml:space="preserve">&gt;0.5. После очистки достигает </w:t>
-      </w:r>
-      <w:r>
-        <w:rPr>
-          <w:rFonts w:ascii="Times New Roman" w:hAnsi="Times New Roman" w:cs="Times New Roman"/>
-          <w:b/>
-          <w:bCs/>
-          <w:sz w:val="24"/>
-          <w:szCs w:val="24"/>
-        </w:rPr>
-        <w:t>0.86–0.87</w:t>
+        <w:t>Размер эффекта большой во всех случаях</w:t>
+      </w:r>
+      <w:r>
+        <w:rPr>
+          <w:rFonts w:ascii="Times New Roman" w:hAnsi="Times New Roman" w:cs="Times New Roman"/>
+          <w:sz w:val="24"/>
+          <w:szCs w:val="24"/>
+        </w:rPr>
+        <w:t xml:space="preserve"> и п</w:t>
+      </w:r>
+      <w:r>
+        <w:rPr>
+          <w:rFonts w:ascii="Times New Roman" w:hAnsi="Times New Roman" w:cs="Times New Roman"/>
+          <w:sz w:val="24"/>
+          <w:szCs w:val="24"/>
+        </w:rPr>
+        <w:t xml:space="preserve">осле очистки достигает </w:t>
+      </w:r>
+      <w:r>
+        <w:rPr>
+          <w:rFonts w:ascii="Times New Roman" w:hAnsi="Times New Roman" w:cs="Times New Roman"/>
+          <w:sz w:val="24"/>
+          <w:szCs w:val="24"/>
+        </w:rPr>
+        <w:t xml:space="preserve">около </w:t>
+      </w:r>
+      <w:r>
+        <w:rPr>
+          <w:rFonts w:ascii="Times New Roman" w:hAnsi="Times New Roman" w:cs="Times New Roman"/>
+          <w:b/>
+          <w:bCs/>
+          <w:sz w:val="24"/>
+          <w:szCs w:val="24"/>
+        </w:rPr>
+        <w:t>86</w:t>
+      </w:r>
+      <w:r>
+        <w:rPr>
+          <w:rFonts w:ascii="Times New Roman" w:hAnsi="Times New Roman" w:cs="Times New Roman"/>
+          <w:b/>
+          <w:bCs/>
+          <w:sz w:val="24"/>
+          <w:szCs w:val="24"/>
+        </w:rPr>
+        <w:t>-87 сотых</w:t>
       </w:r>
       <w:r>
         <w:rPr>
@@ -2525,25 +3450,25 @@
           <w:sz w:val="24"/>
           <w:szCs w:val="24"/>
         </w:rPr>
-        <w:t xml:space="preserve">Среднее улучшение по IMSE — </w:t>
-      </w:r>
-      <w:r>
-        <w:rPr>
-          <w:rFonts w:ascii="Times New Roman" w:hAnsi="Times New Roman" w:cs="Times New Roman"/>
-          <w:b/>
-          <w:bCs/>
-          <w:sz w:val="24"/>
-          <w:szCs w:val="24"/>
-        </w:rPr>
-        <w:t>95,9%</w:t>
-      </w:r>
-      <w:r>
-        <w:rPr>
-          <w:rFonts w:ascii="Times New Roman" w:hAnsi="Times New Roman" w:cs="Times New Roman"/>
-          <w:sz w:val="24"/>
-          <w:szCs w:val="24"/>
-        </w:rPr>
-        <w:t>.</w:t>
+        <w:t>IMSE</w:t>
+      </w:r>
+      <w:r>
+        <w:rPr>
+          <w:rFonts w:ascii="Times New Roman" w:hAnsi="Times New Roman" w:cs="Times New Roman"/>
+          <w:sz w:val="24"/>
+          <w:szCs w:val="24"/>
+        </w:rPr>
+        <w:t xml:space="preserve"> в среднем улучшилось </w:t>
+      </w:r>
+      <w:r>
+        <w:rPr>
+          <w:rFonts w:ascii="Times New Roman" w:hAnsi="Times New Roman" w:cs="Times New Roman"/>
+          <w:b/>
+          <w:bCs/>
+          <w:sz w:val="24"/>
+          <w:szCs w:val="24"/>
+        </w:rPr>
+        <w:t>в 25 раз</w:t>
       </w:r>
     </w:p>
     <w:p>
@@ -2566,7 +3491,23 @@
           <w:sz w:val="24"/>
           <w:szCs w:val="24"/>
         </w:rPr>
-        <w:t>Метод проявил высокую робастность: результаты энтропийного оценивания на неочищенных данных превосходили в среднем очищенные результаты ядерной регрессии. Это подтверждает устойчивость метода к существенно ненормальному шуму.</w:t>
+        <w:t>Метод проявил высокую робастность: результаты энтропийного оценивания на неочищенных данных превосходили в среднем очищенные результаты ядерной регрессии</w:t>
+      </w:r>
+      <w:r>
+        <w:rPr>
+          <w:rFonts w:ascii="Times New Roman" w:hAnsi="Times New Roman" w:cs="Times New Roman"/>
+          <w:sz w:val="24"/>
+          <w:szCs w:val="24"/>
+        </w:rPr>
+        <w:t>, что</w:t>
+      </w:r>
+      <w:r>
+        <w:rPr>
+          <w:rFonts w:ascii="Times New Roman" w:hAnsi="Times New Roman" w:cs="Times New Roman"/>
+          <w:sz w:val="24"/>
+          <w:szCs w:val="24"/>
+        </w:rPr>
+        <w:t xml:space="preserve"> подтверждает устойчивость метода к существенно ненормальному шуму.</w:t>
       </w:r>
     </w:p>
     <w:p>
@@ -2586,7 +3527,7 @@
           <w:szCs w:val="24"/>
         </w:rPr>
         <w:pict w14:anchorId="1A978901">
-          <v:rect id="_x0000_i1066" style="width:0;height:1.5pt" o:hralign="center" o:hrstd="t" o:hr="t" fillcolor="#a0a0a0" stroked="f"/>
+          <v:rect id="_x0000_i1029" style="width:0;height:1.5pt" o:hralign="center" o:hrstd="t" o:hr="t" fillcolor="#a0a0a0" stroked="f"/>
         </w:pict>
       </w:r>
     </w:p>
@@ -2610,7 +3551,47 @@
           <w:sz w:val="24"/>
           <w:szCs w:val="24"/>
         </w:rPr>
-        <w:t>(Слайд 12: Результаты — реальные данные) — 40 секунд</w:t>
+        <w:t>(Слайд 1</w:t>
+      </w:r>
+      <w:r>
+        <w:rPr>
+          <w:rFonts w:ascii="Times New Roman" w:hAnsi="Times New Roman" w:cs="Times New Roman"/>
+          <w:b/>
+          <w:bCs/>
+          <w:sz w:val="24"/>
+          <w:szCs w:val="24"/>
+        </w:rPr>
+        <w:t>5</w:t>
+      </w:r>
+      <w:r>
+        <w:rPr>
+          <w:rFonts w:ascii="Times New Roman" w:hAnsi="Times New Roman" w:cs="Times New Roman"/>
+          <w:b/>
+          <w:bCs/>
+          <w:sz w:val="24"/>
+          <w:szCs w:val="24"/>
+        </w:rPr>
+        <w:t xml:space="preserve">: Результаты — реальные данные) — </w:t>
+      </w:r>
+      <w:r>
+        <w:rPr>
+          <w:rFonts w:ascii="Times New Roman" w:hAnsi="Times New Roman" w:cs="Times New Roman"/>
+          <w:b/>
+          <w:bCs/>
+          <w:sz w:val="24"/>
+          <w:szCs w:val="24"/>
+        </w:rPr>
+        <w:t>35</w:t>
+      </w:r>
+      <w:r>
+        <w:rPr>
+          <w:rFonts w:ascii="Times New Roman" w:hAnsi="Times New Roman" w:cs="Times New Roman"/>
+          <w:b/>
+          <w:bCs/>
+          <w:sz w:val="24"/>
+          <w:szCs w:val="24"/>
+        </w:rPr>
+        <w:t xml:space="preserve"> секунд</w:t>
       </w:r>
     </w:p>
     <w:p>
@@ -2641,90 +3622,99 @@
           <w:sz w:val="24"/>
           <w:szCs w:val="24"/>
         </w:rPr>
-        <w:t>реальных данных — датасет «Старый Служака» (извержения гейзера).</w:t>
-      </w:r>
-      <w:r>
-        <w:rPr>
-          <w:rFonts w:ascii="Times New Roman" w:hAnsi="Times New Roman" w:cs="Times New Roman"/>
-          <w:sz w:val="24"/>
-          <w:szCs w:val="24"/>
-        </w:rPr>
-        <w:t xml:space="preserve"> Здесь объём выборки почти в 10 раз больше (~270 точек), а зависимость имеет билинейную структуру. </w:t>
-      </w:r>
-    </w:p>
-    <w:p>
-      <w:pPr>
-        <w:spacing w:line="360" w:lineRule="auto"/>
-        <w:jc w:val="both"/>
-        <w:rPr>
-          <w:rFonts w:ascii="Times New Roman" w:hAnsi="Times New Roman" w:cs="Times New Roman"/>
-          <w:sz w:val="24"/>
-          <w:szCs w:val="24"/>
-        </w:rPr>
-      </w:pPr>
-      <w:r>
-        <w:rPr>
-          <w:rFonts w:ascii="Times New Roman" w:hAnsi="Times New Roman" w:cs="Times New Roman"/>
-          <w:b/>
-          <w:bCs/>
-          <w:sz w:val="24"/>
-          <w:szCs w:val="24"/>
-        </w:rPr>
-        <w:lastRenderedPageBreak/>
-        <w:t>Результат:</w:t>
-      </w:r>
-      <w:r>
-        <w:rPr>
-          <w:rFonts w:ascii="Times New Roman" w:hAnsi="Times New Roman" w:cs="Times New Roman"/>
-          <w:sz w:val="24"/>
-          <w:szCs w:val="24"/>
-        </w:rPr>
-        <w:t xml:space="preserve"> ядерные методы показали чуть лучшие значения метрик — разница </w:t>
-      </w:r>
-      <w:r>
-        <w:rPr>
-          <w:rFonts w:ascii="Times New Roman" w:hAnsi="Times New Roman" w:cs="Times New Roman"/>
-          <w:b/>
-          <w:bCs/>
-          <w:sz w:val="24"/>
-          <w:szCs w:val="24"/>
-        </w:rPr>
-        <w:t>3–4%</w:t>
-      </w:r>
-      <w:r>
-        <w:rPr>
-          <w:rFonts w:ascii="Times New Roman" w:hAnsi="Times New Roman" w:cs="Times New Roman"/>
-          <w:sz w:val="24"/>
-          <w:szCs w:val="24"/>
-        </w:rPr>
-        <w:t xml:space="preserve"> по RMSE/MAE. </w:t>
-      </w:r>
-    </w:p>
-    <w:p>
-      <w:pPr>
-        <w:spacing w:line="360" w:lineRule="auto"/>
-        <w:jc w:val="both"/>
-        <w:rPr>
-          <w:rFonts w:ascii="Times New Roman" w:hAnsi="Times New Roman" w:cs="Times New Roman"/>
-          <w:sz w:val="24"/>
-          <w:szCs w:val="24"/>
-        </w:rPr>
-      </w:pPr>
-      <w:r>
-        <w:rPr>
-          <w:rFonts w:ascii="Times New Roman" w:hAnsi="Times New Roman" w:cs="Times New Roman"/>
-          <w:sz w:val="24"/>
-          <w:szCs w:val="24"/>
-        </w:rPr>
-        <w:t>Э</w:t>
-      </w:r>
-      <w:r>
-        <w:rPr>
-          <w:rFonts w:ascii="Times New Roman" w:hAnsi="Times New Roman" w:cs="Times New Roman"/>
-          <w:sz w:val="24"/>
-          <w:szCs w:val="24"/>
-        </w:rPr>
-        <w:t xml:space="preserve">то ожидаемо — при большем объёме данных ядерная регрессия </w:t>
+        <w:t xml:space="preserve">реальных данных — </w:t>
+      </w:r>
+      <w:r>
+        <w:rPr>
+          <w:rFonts w:ascii="Times New Roman" w:hAnsi="Times New Roman" w:cs="Times New Roman"/>
+          <w:b/>
+          <w:bCs/>
+          <w:sz w:val="24"/>
+          <w:szCs w:val="24"/>
+        </w:rPr>
+        <w:t>извержения гейзера</w:t>
+      </w:r>
+      <w:r>
+        <w:rPr>
+          <w:rFonts w:ascii="Times New Roman" w:hAnsi="Times New Roman" w:cs="Times New Roman"/>
+          <w:b/>
+          <w:bCs/>
+          <w:sz w:val="24"/>
+          <w:szCs w:val="24"/>
+        </w:rPr>
+        <w:t xml:space="preserve"> «Старый Служака».</w:t>
+      </w:r>
+      <w:r>
+        <w:rPr>
+          <w:rFonts w:ascii="Times New Roman" w:hAnsi="Times New Roman" w:cs="Times New Roman"/>
+          <w:sz w:val="24"/>
+          <w:szCs w:val="24"/>
+        </w:rPr>
+        <w:t xml:space="preserve"> Здесь объём выборки почти в 10 раз больше, а зависимость имеет билинейную структуру. </w:t>
+      </w:r>
+    </w:p>
+    <w:p>
+      <w:pPr>
+        <w:spacing w:line="360" w:lineRule="auto"/>
+        <w:jc w:val="both"/>
+        <w:rPr>
+          <w:rFonts w:ascii="Times New Roman" w:hAnsi="Times New Roman" w:cs="Times New Roman"/>
+          <w:sz w:val="24"/>
+          <w:szCs w:val="24"/>
+        </w:rPr>
+      </w:pPr>
+      <w:r>
+        <w:rPr>
+          <w:rFonts w:ascii="Times New Roman" w:hAnsi="Times New Roman" w:cs="Times New Roman"/>
+          <w:b/>
+          <w:bCs/>
+          <w:sz w:val="24"/>
+          <w:szCs w:val="24"/>
+        </w:rPr>
+        <w:t xml:space="preserve">В результате </w:t>
+      </w:r>
+      <w:r>
+        <w:rPr>
+          <w:rFonts w:ascii="Times New Roman" w:hAnsi="Times New Roman" w:cs="Times New Roman"/>
+          <w:sz w:val="24"/>
+          <w:szCs w:val="24"/>
+        </w:rPr>
+        <w:t>ядерные методы показали чуть лучшие значения метрик — разниц</w:t>
+      </w:r>
+      <w:r>
+        <w:rPr>
+          <w:rFonts w:ascii="Times New Roman" w:hAnsi="Times New Roman" w:cs="Times New Roman"/>
+          <w:sz w:val="24"/>
+          <w:szCs w:val="24"/>
+        </w:rPr>
+        <w:t>а составила 3-4%</w:t>
+      </w:r>
+      <w:r>
+        <w:rPr>
+          <w:rFonts w:ascii="Times New Roman" w:hAnsi="Times New Roman" w:cs="Times New Roman"/>
+          <w:sz w:val="24"/>
+          <w:szCs w:val="24"/>
+        </w:rPr>
+        <w:t xml:space="preserve">. </w:t>
+      </w:r>
+    </w:p>
+    <w:p>
+      <w:pPr>
+        <w:spacing w:line="360" w:lineRule="auto"/>
+        <w:jc w:val="both"/>
+        <w:rPr>
+          <w:rFonts w:ascii="Times New Roman" w:hAnsi="Times New Roman" w:cs="Times New Roman"/>
+          <w:sz w:val="24"/>
+          <w:szCs w:val="24"/>
+        </w:rPr>
+      </w:pPr>
+      <w:r>
+        <w:rPr>
+          <w:rFonts w:ascii="Times New Roman" w:hAnsi="Times New Roman" w:cs="Times New Roman"/>
+          <w:sz w:val="24"/>
+          <w:szCs w:val="24"/>
+        </w:rPr>
+        <w:t xml:space="preserve">Это ожидаемо — при большем объёме данных ядерная регрессия </w:t>
       </w:r>
       <w:r>
         <w:rPr>
@@ -2777,15 +3767,25 @@
           <w:sz w:val="24"/>
           <w:szCs w:val="24"/>
         </w:rPr>
-        <w:t>Важно:</w:t>
-      </w:r>
-      <w:r>
-        <w:rPr>
-          <w:rFonts w:ascii="Times New Roman" w:hAnsi="Times New Roman" w:cs="Times New Roman"/>
-          <w:sz w:val="24"/>
-          <w:szCs w:val="24"/>
-        </w:rPr>
-        <w:t xml:space="preserve"> разница незначительна, что подтверждает </w:t>
+        <w:t>Важно</w:t>
+      </w:r>
+      <w:r>
+        <w:rPr>
+          <w:rFonts w:ascii="Times New Roman" w:hAnsi="Times New Roman" w:cs="Times New Roman"/>
+          <w:b/>
+          <w:bCs/>
+          <w:sz w:val="24"/>
+          <w:szCs w:val="24"/>
+        </w:rPr>
+        <w:t xml:space="preserve"> отметить, что </w:t>
+      </w:r>
+      <w:r>
+        <w:rPr>
+          <w:rFonts w:ascii="Times New Roman" w:hAnsi="Times New Roman" w:cs="Times New Roman"/>
+          <w:sz w:val="24"/>
+          <w:szCs w:val="24"/>
+        </w:rPr>
+        <w:t xml:space="preserve">разница незначительна, что подтверждает </w:t>
       </w:r>
       <w:r>
         <w:rPr>
@@ -2826,7 +3826,47 @@
           <w:sz w:val="24"/>
           <w:szCs w:val="24"/>
         </w:rPr>
-        <w:t>(Слайд 13: Ограничения энтропийного метода) — 30 секунд</w:t>
+        <w:t>(Слайд 1</w:t>
+      </w:r>
+      <w:r>
+        <w:rPr>
+          <w:rFonts w:ascii="Times New Roman" w:hAnsi="Times New Roman" w:cs="Times New Roman"/>
+          <w:b/>
+          <w:bCs/>
+          <w:sz w:val="24"/>
+          <w:szCs w:val="24"/>
+        </w:rPr>
+        <w:t>6</w:t>
+      </w:r>
+      <w:r>
+        <w:rPr>
+          <w:rFonts w:ascii="Times New Roman" w:hAnsi="Times New Roman" w:cs="Times New Roman"/>
+          <w:b/>
+          <w:bCs/>
+          <w:sz w:val="24"/>
+          <w:szCs w:val="24"/>
+        </w:rPr>
+        <w:t xml:space="preserve">: Ограничения энтропийного метода) — </w:t>
+      </w:r>
+      <w:r>
+        <w:rPr>
+          <w:rFonts w:ascii="Times New Roman" w:hAnsi="Times New Roman" w:cs="Times New Roman"/>
+          <w:b/>
+          <w:bCs/>
+          <w:sz w:val="24"/>
+          <w:szCs w:val="24"/>
+        </w:rPr>
+        <w:t>25</w:t>
+      </w:r>
+      <w:r>
+        <w:rPr>
+          <w:rFonts w:ascii="Times New Roman" w:hAnsi="Times New Roman" w:cs="Times New Roman"/>
+          <w:b/>
+          <w:bCs/>
+          <w:sz w:val="24"/>
+          <w:szCs w:val="24"/>
+        </w:rPr>
+        <w:t xml:space="preserve"> секунд</w:t>
       </w:r>
     </w:p>
     <w:p>
@@ -2882,6 +3922,7 @@
           <w:sz w:val="24"/>
           <w:szCs w:val="24"/>
         </w:rPr>
+        <w:lastRenderedPageBreak/>
         <w:t>Консервативный выбор моделей:</w:t>
       </w:r>
       <w:r>
@@ -2890,7 +3931,7 @@
           <w:sz w:val="24"/>
           <w:szCs w:val="24"/>
         </w:rPr>
-        <w:t xml:space="preserve"> метод склонен «перестраховываться» и выбирать более простые модели (низкие степени полинома). Это защищает от переобучения, но может ограничивать точность при сложных зависимостях.</w:t>
+        <w:t xml:space="preserve"> метод склонен «перестраховываться» и выбирать более простые модели. Это защищает от переобучения, но может ограничивать точность при сложных зависимостях.</w:t>
       </w:r>
     </w:p>
     <w:p>
@@ -2931,7 +3972,25 @@
           <w:sz w:val="24"/>
           <w:szCs w:val="24"/>
         </w:rPr>
-        <w:t>комбинация задачи оптимизации с бутстрепом привела к значительному росту вычислительных затрат</w:t>
+        <w:t xml:space="preserve">комбинация задачи оптимизации с </w:t>
+      </w:r>
+      <w:proofErr w:type="spellStart"/>
+      <w:r>
+        <w:rPr>
+          <w:rFonts w:ascii="Times New Roman" w:hAnsi="Times New Roman" w:cs="Times New Roman"/>
+          <w:sz w:val="24"/>
+          <w:szCs w:val="24"/>
+        </w:rPr>
+        <w:t>бутстрепом</w:t>
+      </w:r>
+      <w:proofErr w:type="spellEnd"/>
+      <w:r>
+        <w:rPr>
+          <w:rFonts w:ascii="Times New Roman" w:hAnsi="Times New Roman" w:cs="Times New Roman"/>
+          <w:sz w:val="24"/>
+          <w:szCs w:val="24"/>
+        </w:rPr>
+        <w:t xml:space="preserve"> привела к значительному росту вычислительных затрат</w:t>
       </w:r>
       <w:r>
         <w:rPr>
@@ -2959,7 +4018,7 @@
           <w:szCs w:val="24"/>
         </w:rPr>
         <w:pict w14:anchorId="14BE7C4A">
-          <v:rect id="_x0000_i1028" style="width:0;height:1.5pt" o:hralign="center" o:hrstd="t" o:hr="t" fillcolor="#a0a0a0" stroked="f"/>
+          <v:rect id="_x0000_i1030" style="width:0;height:1.5pt" o:hralign="center" o:hrstd="t" o:hr="t" fillcolor="#a0a0a0" stroked="f"/>
         </w:pict>
       </w:r>
     </w:p>
@@ -2993,65 +4052,137 @@
           <w:sz w:val="24"/>
           <w:szCs w:val="24"/>
         </w:rPr>
-        <w:t>14</w:t>
-      </w:r>
-      <w:r>
-        <w:rPr>
-          <w:rFonts w:ascii="Times New Roman" w:hAnsi="Times New Roman" w:cs="Times New Roman"/>
-          <w:b/>
-          <w:bCs/>
-          <w:sz w:val="24"/>
-          <w:szCs w:val="24"/>
-        </w:rPr>
-        <w:t>: Заключение) — 35 секунд</w:t>
-      </w:r>
-    </w:p>
-    <w:p>
-      <w:pPr>
-        <w:spacing w:line="360" w:lineRule="auto"/>
-        <w:jc w:val="both"/>
-        <w:rPr>
-          <w:rFonts w:ascii="Times New Roman" w:hAnsi="Times New Roman" w:cs="Times New Roman"/>
-          <w:sz w:val="24"/>
-          <w:szCs w:val="24"/>
-        </w:rPr>
-      </w:pPr>
-      <w:r>
-        <w:rPr>
-          <w:rFonts w:ascii="Times New Roman" w:hAnsi="Times New Roman" w:cs="Times New Roman"/>
-          <w:b/>
-          <w:bCs/>
-          <w:sz w:val="24"/>
-          <w:szCs w:val="24"/>
-        </w:rPr>
-        <w:t>В заключение хочу подчеркнуть ключевые выводы:</w:t>
-      </w:r>
-    </w:p>
-    <w:p>
-      <w:pPr>
+        <w:t>1</w:t>
+      </w:r>
+      <w:r>
+        <w:rPr>
+          <w:rFonts w:ascii="Times New Roman" w:hAnsi="Times New Roman" w:cs="Times New Roman"/>
+          <w:b/>
+          <w:bCs/>
+          <w:sz w:val="24"/>
+          <w:szCs w:val="24"/>
+        </w:rPr>
+        <w:t>7</w:t>
+      </w:r>
+      <w:r>
+        <w:rPr>
+          <w:rFonts w:ascii="Times New Roman" w:hAnsi="Times New Roman" w:cs="Times New Roman"/>
+          <w:b/>
+          <w:bCs/>
+          <w:sz w:val="24"/>
+          <w:szCs w:val="24"/>
+        </w:rPr>
+        <w:t xml:space="preserve">: Заключение) — </w:t>
+      </w:r>
+      <w:r>
+        <w:rPr>
+          <w:rFonts w:ascii="Times New Roman" w:hAnsi="Times New Roman" w:cs="Times New Roman"/>
+          <w:b/>
+          <w:bCs/>
+          <w:sz w:val="24"/>
+          <w:szCs w:val="24"/>
+        </w:rPr>
+        <w:t>1</w:t>
+      </w:r>
+      <w:r>
+        <w:rPr>
+          <w:rFonts w:ascii="Times New Roman" w:hAnsi="Times New Roman" w:cs="Times New Roman"/>
+          <w:b/>
+          <w:bCs/>
+          <w:sz w:val="24"/>
+          <w:szCs w:val="24"/>
+        </w:rPr>
+        <w:t>5 секунд</w:t>
+      </w:r>
+    </w:p>
+    <w:p>
+      <w:pPr>
+        <w:spacing w:line="360" w:lineRule="auto"/>
+        <w:jc w:val="both"/>
+        <w:rPr>
+          <w:rFonts w:ascii="Times New Roman" w:hAnsi="Times New Roman" w:cs="Times New Roman"/>
+          <w:sz w:val="24"/>
+          <w:szCs w:val="24"/>
+        </w:rPr>
+      </w:pPr>
+      <w:r>
+        <w:rPr>
+          <w:rFonts w:ascii="Times New Roman" w:hAnsi="Times New Roman" w:cs="Times New Roman"/>
+          <w:b/>
+          <w:bCs/>
+          <w:sz w:val="24"/>
+          <w:szCs w:val="24"/>
+        </w:rPr>
+        <w:t xml:space="preserve">В заключение хочу подчеркнуть </w:t>
+      </w:r>
+      <w:r>
+        <w:rPr>
+          <w:rFonts w:ascii="Times New Roman" w:hAnsi="Times New Roman" w:cs="Times New Roman"/>
+          <w:b/>
+          <w:bCs/>
+          <w:sz w:val="24"/>
+          <w:szCs w:val="24"/>
+        </w:rPr>
+        <w:t>о</w:t>
+      </w:r>
+      <w:r>
+        <w:rPr>
+          <w:rFonts w:ascii="Times New Roman" w:hAnsi="Times New Roman" w:cs="Times New Roman"/>
+          <w:b/>
+          <w:bCs/>
+          <w:sz w:val="24"/>
+          <w:szCs w:val="24"/>
+        </w:rPr>
+        <w:t xml:space="preserve">сновные результаты, выносимые на </w:t>
+      </w:r>
+      <w:proofErr w:type="gramStart"/>
+      <w:r>
+        <w:rPr>
+          <w:rFonts w:ascii="Times New Roman" w:hAnsi="Times New Roman" w:cs="Times New Roman"/>
+          <w:b/>
+          <w:bCs/>
+          <w:sz w:val="24"/>
+          <w:szCs w:val="24"/>
+        </w:rPr>
+        <w:t>защиту:</w:t>
+      </w:r>
+      <w:r>
+        <w:rPr>
+          <w:rFonts w:ascii="Times New Roman" w:hAnsi="Times New Roman" w:cs="Times New Roman"/>
+          <w:b/>
+          <w:bCs/>
+          <w:sz w:val="24"/>
+          <w:szCs w:val="24"/>
+        </w:rPr>
+        <w:t>:</w:t>
+      </w:r>
+      <w:proofErr w:type="gramEnd"/>
+    </w:p>
+    <w:p>
+      <w:pPr>
+        <w:pStyle w:val="a3"/>
         <w:numPr>
           <w:ilvl w:val="0"/>
           <w:numId w:val="9"/>
         </w:numPr>
-        <w:spacing w:line="360" w:lineRule="auto"/>
-        <w:jc w:val="both"/>
-        <w:rPr>
-          <w:rFonts w:ascii="Times New Roman" w:hAnsi="Times New Roman" w:cs="Times New Roman"/>
-          <w:sz w:val="24"/>
-          <w:szCs w:val="24"/>
-        </w:rPr>
-      </w:pPr>
-      <w:r>
-        <w:rPr>
-          <w:rFonts w:ascii="Times New Roman" w:hAnsi="Times New Roman" w:cs="Times New Roman"/>
-          <w:sz w:val="24"/>
-          <w:szCs w:val="24"/>
-        </w:rPr>
-        <w:t>На малых выборках кросс-валидация нестабильна.</w:t>
-      </w:r>
-    </w:p>
-    <w:p>
-      <w:pPr>
+        <w:rPr>
+          <w:rFonts w:ascii="Times New Roman" w:hAnsi="Times New Roman" w:cs="Times New Roman"/>
+          <w:sz w:val="24"/>
+          <w:szCs w:val="24"/>
+        </w:rPr>
+      </w:pPr>
+      <w:r>
+        <w:rPr>
+          <w:rFonts w:ascii="Times New Roman" w:hAnsi="Times New Roman" w:cs="Times New Roman"/>
+          <w:sz w:val="24"/>
+          <w:szCs w:val="24"/>
+        </w:rPr>
+        <w:t>Метод обеспечивает робастные оценки на малых выборках без предположений о распределении ошибок.</w:t>
+      </w:r>
+    </w:p>
+    <w:p>
+      <w:pPr>
+        <w:pStyle w:val="a3"/>
         <w:numPr>
           <w:ilvl w:val="0"/>
           <w:numId w:val="9"/>
@@ -3070,27 +4201,12 @@
           <w:sz w:val="24"/>
           <w:szCs w:val="24"/>
         </w:rPr>
-        <w:t>Энтропийный метод статистически эффективнее в большинстве</w:t>
-      </w:r>
-      <w:r>
-        <w:rPr>
-          <w:rFonts w:ascii="Times New Roman" w:hAnsi="Times New Roman" w:cs="Times New Roman"/>
-          <w:sz w:val="24"/>
-          <w:szCs w:val="24"/>
-        </w:rPr>
-        <w:t xml:space="preserve"> исследуемых</w:t>
-      </w:r>
-      <w:r>
-        <w:rPr>
-          <w:rFonts w:ascii="Times New Roman" w:hAnsi="Times New Roman" w:cs="Times New Roman"/>
-          <w:sz w:val="24"/>
-          <w:szCs w:val="24"/>
-        </w:rPr>
-        <w:t xml:space="preserve"> конфигураций.</w:t>
-      </w:r>
-    </w:p>
-    <w:p>
-      <w:pPr>
+        <w:t>На синтетических данных метод статистически значимо превосходит ядерную регрессию в большинстве конфигураций.</w:t>
+      </w:r>
+    </w:p>
+    <w:p>
+      <w:pPr>
+        <w:pStyle w:val="a3"/>
         <w:numPr>
           <w:ilvl w:val="0"/>
           <w:numId w:val="9"/>
@@ -3109,19 +4225,12 @@
           <w:sz w:val="24"/>
           <w:szCs w:val="24"/>
         </w:rPr>
-        <w:t>Предложенный м</w:t>
-      </w:r>
-      <w:r>
-        <w:rPr>
-          <w:rFonts w:ascii="Times New Roman" w:hAnsi="Times New Roman" w:cs="Times New Roman"/>
-          <w:sz w:val="24"/>
-          <w:szCs w:val="24"/>
-        </w:rPr>
-        <w:t>етод робастен к распределению ошибок.</w:t>
-      </w:r>
-    </w:p>
-    <w:p>
-      <w:pPr>
+        <w:t>На реальных данных метод показывает сопоставимую точность, подтверждая практическую применимость.</w:t>
+      </w:r>
+    </w:p>
+    <w:p>
+      <w:pPr>
+        <w:pStyle w:val="a3"/>
         <w:numPr>
           <w:ilvl w:val="0"/>
           <w:numId w:val="9"/>
@@ -3140,31 +4249,287 @@
           <w:sz w:val="24"/>
           <w:szCs w:val="24"/>
         </w:rPr>
-        <w:t xml:space="preserve">Наибольший выигрыш для </w:t>
-      </w:r>
-      <w:r>
-        <w:rPr>
-          <w:rFonts w:ascii="Times New Roman" w:hAnsi="Times New Roman" w:cs="Times New Roman"/>
-          <w:sz w:val="24"/>
-          <w:szCs w:val="24"/>
-        </w:rPr>
-        <w:t xml:space="preserve">низкого уровня </w:t>
-      </w:r>
-      <w:r>
-        <w:rPr>
-          <w:rFonts w:ascii="Times New Roman" w:hAnsi="Times New Roman" w:cs="Times New Roman"/>
-          <w:sz w:val="24"/>
-          <w:szCs w:val="24"/>
-        </w:rPr>
-        <w:t>шума и полиномов низкой степени.</w:t>
-      </w:r>
-    </w:p>
-    <w:p>
-      <w:pPr>
-        <w:spacing w:line="360" w:lineRule="auto"/>
-        <w:jc w:val="both"/>
-        <w:rPr>
-          <w:rFonts w:ascii="Times New Roman" w:hAnsi="Times New Roman" w:cs="Times New Roman"/>
+        <w:t>Наибольшая эффективность достигается для моделей низкой сложности в условиях низкого и среднего шума.</w:t>
+      </w:r>
+    </w:p>
+    <w:p>
+      <w:pPr>
+        <w:spacing w:line="360" w:lineRule="auto"/>
+        <w:jc w:val="both"/>
+        <w:rPr>
+          <w:rFonts w:ascii="Times New Roman" w:hAnsi="Times New Roman" w:cs="Times New Roman"/>
+          <w:b/>
+          <w:bCs/>
+          <w:sz w:val="24"/>
+          <w:szCs w:val="24"/>
+        </w:rPr>
+      </w:pPr>
+      <w:r>
+        <w:rPr>
+          <w:rFonts w:ascii="Times New Roman" w:hAnsi="Times New Roman" w:cs="Times New Roman"/>
+          <w:b/>
+          <w:bCs/>
+          <w:sz w:val="24"/>
+          <w:szCs w:val="24"/>
+        </w:rPr>
+        <w:t xml:space="preserve">(Слайд </w:t>
+      </w:r>
+      <w:r>
+        <w:rPr>
+          <w:rFonts w:ascii="Times New Roman" w:hAnsi="Times New Roman" w:cs="Times New Roman"/>
+          <w:b/>
+          <w:bCs/>
+          <w:sz w:val="24"/>
+          <w:szCs w:val="24"/>
+        </w:rPr>
+        <w:t>1</w:t>
+      </w:r>
+      <w:r>
+        <w:rPr>
+          <w:rFonts w:ascii="Times New Roman" w:hAnsi="Times New Roman" w:cs="Times New Roman"/>
+          <w:b/>
+          <w:bCs/>
+          <w:sz w:val="24"/>
+          <w:szCs w:val="24"/>
+        </w:rPr>
+        <w:t>8</w:t>
+      </w:r>
+      <w:r>
+        <w:rPr>
+          <w:rFonts w:ascii="Times New Roman" w:hAnsi="Times New Roman" w:cs="Times New Roman"/>
+          <w:b/>
+          <w:bCs/>
+          <w:sz w:val="24"/>
+          <w:szCs w:val="24"/>
+        </w:rPr>
+        <w:t xml:space="preserve">: </w:t>
+      </w:r>
+      <w:r>
+        <w:rPr>
+          <w:rFonts w:ascii="Times New Roman" w:hAnsi="Times New Roman" w:cs="Times New Roman"/>
+          <w:b/>
+          <w:bCs/>
+          <w:sz w:val="24"/>
+          <w:szCs w:val="24"/>
+        </w:rPr>
+        <w:t>Перспективы</w:t>
+      </w:r>
+      <w:r>
+        <w:rPr>
+          <w:rFonts w:ascii="Times New Roman" w:hAnsi="Times New Roman" w:cs="Times New Roman"/>
+          <w:b/>
+          <w:bCs/>
+          <w:sz w:val="24"/>
+          <w:szCs w:val="24"/>
+        </w:rPr>
+        <w:t xml:space="preserve">) — </w:t>
+      </w:r>
+      <w:r>
+        <w:rPr>
+          <w:rFonts w:ascii="Times New Roman" w:hAnsi="Times New Roman" w:cs="Times New Roman"/>
+          <w:b/>
+          <w:bCs/>
+          <w:sz w:val="24"/>
+          <w:szCs w:val="24"/>
+        </w:rPr>
+        <w:t>20</w:t>
+      </w:r>
+      <w:r>
+        <w:rPr>
+          <w:rFonts w:ascii="Times New Roman" w:hAnsi="Times New Roman" w:cs="Times New Roman"/>
+          <w:b/>
+          <w:bCs/>
+          <w:sz w:val="24"/>
+          <w:szCs w:val="24"/>
+        </w:rPr>
+        <w:t xml:space="preserve"> секунд</w:t>
+      </w:r>
+    </w:p>
+    <w:p>
+      <w:pPr>
+        <w:spacing w:line="360" w:lineRule="auto"/>
+        <w:jc w:val="both"/>
+        <w:rPr>
+          <w:rFonts w:ascii="Times New Roman" w:hAnsi="Times New Roman" w:cs="Times New Roman"/>
+          <w:sz w:val="24"/>
+          <w:szCs w:val="24"/>
+        </w:rPr>
+      </w:pPr>
+      <w:r>
+        <w:rPr>
+          <w:rFonts w:ascii="Times New Roman" w:hAnsi="Times New Roman" w:cs="Times New Roman"/>
+          <w:sz w:val="24"/>
+          <w:szCs w:val="24"/>
+        </w:rPr>
+        <w:t>Данная работа затрагивает возможные перспективы для развития и применения</w:t>
+      </w:r>
+      <w:r>
+        <w:rPr>
+          <w:rFonts w:ascii="Times New Roman" w:hAnsi="Times New Roman" w:cs="Times New Roman"/>
+          <w:sz w:val="24"/>
+          <w:szCs w:val="24"/>
+        </w:rPr>
+        <w:t xml:space="preserve"> </w:t>
+      </w:r>
+      <w:r>
+        <w:rPr>
+          <w:rFonts w:ascii="Times New Roman" w:hAnsi="Times New Roman" w:cs="Times New Roman"/>
+          <w:sz w:val="24"/>
+          <w:szCs w:val="24"/>
+        </w:rPr>
+        <w:t xml:space="preserve">метода. </w:t>
+      </w:r>
+    </w:p>
+    <w:p>
+      <w:pPr>
+        <w:spacing w:line="360" w:lineRule="auto"/>
+        <w:jc w:val="both"/>
+        <w:rPr>
+          <w:rFonts w:ascii="Times New Roman" w:hAnsi="Times New Roman" w:cs="Times New Roman"/>
+          <w:sz w:val="24"/>
+          <w:szCs w:val="24"/>
+        </w:rPr>
+      </w:pPr>
+      <w:r>
+        <w:rPr>
+          <w:rFonts w:ascii="Times New Roman" w:hAnsi="Times New Roman" w:cs="Times New Roman"/>
+          <w:sz w:val="24"/>
+          <w:szCs w:val="24"/>
+        </w:rPr>
+        <w:t>Одним из дальнейших направлений является разработка гибридного подхода,</w:t>
+      </w:r>
+      <w:r>
+        <w:rPr>
+          <w:rFonts w:ascii="Times New Roman" w:hAnsi="Times New Roman" w:cs="Times New Roman"/>
+          <w:sz w:val="24"/>
+          <w:szCs w:val="24"/>
+        </w:rPr>
+        <w:t xml:space="preserve"> </w:t>
+      </w:r>
+      <w:r>
+        <w:rPr>
+          <w:rFonts w:ascii="Times New Roman" w:hAnsi="Times New Roman" w:cs="Times New Roman"/>
+          <w:sz w:val="24"/>
+          <w:szCs w:val="24"/>
+        </w:rPr>
+        <w:t>объединяющего ядерный и энтропийный методы для сохранения устойчивости и гибкости</w:t>
+      </w:r>
+      <w:r>
+        <w:rPr>
+          <w:rFonts w:ascii="Times New Roman" w:hAnsi="Times New Roman" w:cs="Times New Roman"/>
+          <w:sz w:val="24"/>
+          <w:szCs w:val="24"/>
+        </w:rPr>
+        <w:t xml:space="preserve"> </w:t>
+      </w:r>
+      <w:r>
+        <w:rPr>
+          <w:rFonts w:ascii="Times New Roman" w:hAnsi="Times New Roman" w:cs="Times New Roman"/>
+          <w:sz w:val="24"/>
+          <w:szCs w:val="24"/>
+        </w:rPr>
+        <w:t xml:space="preserve">аппроксимации. </w:t>
+      </w:r>
+    </w:p>
+    <w:p>
+      <w:pPr>
+        <w:spacing w:line="360" w:lineRule="auto"/>
+        <w:jc w:val="both"/>
+        <w:rPr>
+          <w:rFonts w:ascii="Times New Roman" w:hAnsi="Times New Roman" w:cs="Times New Roman"/>
+          <w:sz w:val="24"/>
+          <w:szCs w:val="24"/>
+        </w:rPr>
+      </w:pPr>
+      <w:r>
+        <w:rPr>
+          <w:rFonts w:ascii="Times New Roman" w:hAnsi="Times New Roman" w:cs="Times New Roman"/>
+          <w:sz w:val="24"/>
+          <w:szCs w:val="24"/>
+        </w:rPr>
+        <w:t>Другим направлением является развитие вычислительных методов</w:t>
+      </w:r>
+      <w:r>
+        <w:rPr>
+          <w:rFonts w:ascii="Times New Roman" w:hAnsi="Times New Roman" w:cs="Times New Roman"/>
+          <w:sz w:val="24"/>
+          <w:szCs w:val="24"/>
+        </w:rPr>
+        <w:t xml:space="preserve">, </w:t>
+      </w:r>
+      <w:r>
+        <w:rPr>
+          <w:rFonts w:ascii="Times New Roman" w:hAnsi="Times New Roman" w:cs="Times New Roman"/>
+          <w:sz w:val="24"/>
+          <w:szCs w:val="24"/>
+        </w:rPr>
+        <w:t>связанных с семплированием по методу Монте-</w:t>
+      </w:r>
+      <w:r>
+        <w:rPr>
+          <w:rFonts w:ascii="Times New Roman" w:hAnsi="Times New Roman" w:cs="Times New Roman"/>
+          <w:sz w:val="24"/>
+          <w:szCs w:val="24"/>
+        </w:rPr>
+        <w:t xml:space="preserve"> </w:t>
+      </w:r>
+      <w:r>
+        <w:rPr>
+          <w:rFonts w:ascii="Times New Roman" w:hAnsi="Times New Roman" w:cs="Times New Roman"/>
+          <w:sz w:val="24"/>
+          <w:szCs w:val="24"/>
+        </w:rPr>
+        <w:t>Карло</w:t>
+      </w:r>
+      <w:r>
+        <w:rPr>
+          <w:rFonts w:ascii="Times New Roman" w:hAnsi="Times New Roman" w:cs="Times New Roman"/>
+          <w:sz w:val="24"/>
+          <w:szCs w:val="24"/>
+        </w:rPr>
+        <w:t>,</w:t>
+      </w:r>
+      <w:r>
+        <w:rPr>
+          <w:rFonts w:ascii="Times New Roman" w:hAnsi="Times New Roman" w:cs="Times New Roman"/>
+          <w:sz w:val="24"/>
+          <w:szCs w:val="24"/>
+        </w:rPr>
+        <w:t xml:space="preserve"> для</w:t>
+      </w:r>
+      <w:r>
+        <w:rPr>
+          <w:rFonts w:ascii="Times New Roman" w:hAnsi="Times New Roman" w:cs="Times New Roman"/>
+          <w:sz w:val="24"/>
+          <w:szCs w:val="24"/>
+        </w:rPr>
+        <w:t xml:space="preserve"> </w:t>
+      </w:r>
+      <w:r>
+        <w:rPr>
+          <w:rFonts w:ascii="Times New Roman" w:hAnsi="Times New Roman" w:cs="Times New Roman"/>
+          <w:sz w:val="24"/>
+          <w:szCs w:val="24"/>
+        </w:rPr>
+        <w:t>работы с данными большой размерности</w:t>
+      </w:r>
+      <w:r>
+        <w:rPr>
+          <w:rFonts w:ascii="Times New Roman" w:hAnsi="Times New Roman" w:cs="Times New Roman"/>
+          <w:sz w:val="24"/>
+          <w:szCs w:val="24"/>
+        </w:rPr>
+        <w:t>.</w:t>
+      </w:r>
+    </w:p>
+    <w:p>
+      <w:pPr>
+        <w:spacing w:line="360" w:lineRule="auto"/>
+        <w:jc w:val="both"/>
+        <w:rPr>
+          <w:rFonts w:ascii="Times New Roman" w:hAnsi="Times New Roman" w:cs="Times New Roman"/>
+          <w:b/>
+          <w:bCs/>
           <w:sz w:val="24"/>
           <w:szCs w:val="24"/>
         </w:rPr>
@@ -3178,6 +4543,40 @@
           <w:szCs w:val="24"/>
         </w:rPr>
         <w:t>Спасибо за внимание! Готов ответить на ваши вопросы.</w:t>
+      </w:r>
+    </w:p>
+    <w:p>
+      <w:pPr>
+        <w:spacing w:line="360" w:lineRule="auto"/>
+        <w:jc w:val="both"/>
+        <w:rPr>
+          <w:rFonts w:ascii="Times New Roman" w:hAnsi="Times New Roman" w:cs="Times New Roman"/>
+          <w:b/>
+          <w:bCs/>
+          <w:sz w:val="24"/>
+          <w:szCs w:val="24"/>
+        </w:rPr>
+      </w:pPr>
+    </w:p>
+    <w:p>
+      <w:pPr>
+        <w:spacing w:line="360" w:lineRule="auto"/>
+        <w:jc w:val="both"/>
+        <w:rPr>
+          <w:rFonts w:ascii="Times New Roman" w:hAnsi="Times New Roman" w:cs="Times New Roman"/>
+          <w:sz w:val="24"/>
+          <w:szCs w:val="24"/>
+        </w:rPr>
+      </w:pPr>
+      <w:r>
+        <w:rPr>
+          <w:rFonts w:ascii="Times New Roman" w:hAnsi="Times New Roman" w:cs="Times New Roman"/>
+          <w:b/>
+          <w:bCs/>
+          <w:sz w:val="24"/>
+          <w:szCs w:val="24"/>
+        </w:rPr>
+        <w:t>(ИТОГО: 8-10 минут)</w:t>
       </w:r>
     </w:p>
     <w:p>
@@ -5484,6 +6883,7 @@
   <w:style w:type="character" w:default="1" w:styleId="a0">
     <w:name w:val="Default Paragraph Font"/>
     <w:uiPriority w:val="1"/>
+    <w:semiHidden/>
     <w:unhideWhenUsed/>
   </w:style>
   <w:style w:type="table" w:default="1" w:styleId="a1">
@@ -5506,6 +6906,17 @@
     <w:uiPriority w:val="99"/>
     <w:semiHidden/>
     <w:unhideWhenUsed/>
+  </w:style>
+  <w:style w:type="paragraph" w:styleId="a3">
+    <w:name w:val="List Paragraph"/>
+    <w:basedOn w:val="a"/>
+    <w:uiPriority w:val="34"/>
+    <w:qFormat/>
+    <w:rsid w:val="00C476A0"/>
+    <w:pPr>
+      <w:ind w:left="720"/>
+      <w:contextualSpacing/>
+    </w:pPr>
   </w:style>
 </w:styles>
 </file>

--- a/Защита диплома/Выступление.docx
+++ b/Защита диплома/Выступление.docx
@@ -817,18 +817,8 @@
           <w:sz w:val="24"/>
           <w:szCs w:val="24"/>
         </w:rPr>
-        <w:t xml:space="preserve">по формуле </w:t>
-      </w:r>
-      <w:proofErr w:type="spellStart"/>
-      <w:r>
-        <w:rPr>
-          <w:rFonts w:ascii="Times New Roman" w:hAnsi="Times New Roman" w:cs="Times New Roman"/>
-          <w:sz w:val="24"/>
-          <w:szCs w:val="24"/>
-        </w:rPr>
-        <w:t>Розенблата-Парзена</w:t>
-      </w:r>
-      <w:proofErr w:type="spellEnd"/>
+        <w:t>по формуле Розенблата-Парзена</w:t>
+      </w:r>
       <w:r>
         <w:rPr>
           <w:rFonts w:ascii="Times New Roman" w:hAnsi="Times New Roman" w:cs="Times New Roman"/>
@@ -851,25 +841,7 @@
           <w:sz w:val="24"/>
           <w:szCs w:val="24"/>
         </w:rPr>
-        <w:t xml:space="preserve">В задаче регрессии эта весовая схема применяется для оценки условного математического ожидания по формуле </w:t>
-      </w:r>
-      <w:proofErr w:type="spellStart"/>
-      <w:r>
-        <w:rPr>
-          <w:rFonts w:ascii="Times New Roman" w:hAnsi="Times New Roman" w:cs="Times New Roman"/>
-          <w:sz w:val="24"/>
-          <w:szCs w:val="24"/>
-        </w:rPr>
-        <w:t>Надарая</w:t>
-      </w:r>
-      <w:proofErr w:type="spellEnd"/>
-      <w:r>
-        <w:rPr>
-          <w:rFonts w:ascii="Times New Roman" w:hAnsi="Times New Roman" w:cs="Times New Roman"/>
-          <w:sz w:val="24"/>
-          <w:szCs w:val="24"/>
-        </w:rPr>
-        <w:t>-Ватсона</w:t>
+        <w:t>В задаче регрессии эта весовая схема применяется для оценки условного математического ожидания по формуле Надарая-Ватсона</w:t>
       </w:r>
       <w:r>
         <w:rPr>
@@ -950,43 +922,7 @@
           <w:sz w:val="24"/>
           <w:szCs w:val="24"/>
         </w:rPr>
-        <w:t xml:space="preserve">слишком большое окно приводит к </w:t>
-      </w:r>
-      <w:proofErr w:type="spellStart"/>
-      <w:r>
-        <w:rPr>
-          <w:rFonts w:ascii="Times New Roman" w:hAnsi="Times New Roman" w:cs="Times New Roman"/>
-          <w:sz w:val="24"/>
-          <w:szCs w:val="24"/>
-        </w:rPr>
-        <w:t>сверхсглаживанию</w:t>
-      </w:r>
-      <w:proofErr w:type="spellEnd"/>
-      <w:r>
-        <w:rPr>
-          <w:rFonts w:ascii="Times New Roman" w:hAnsi="Times New Roman" w:cs="Times New Roman"/>
-          <w:sz w:val="24"/>
-          <w:szCs w:val="24"/>
-        </w:rPr>
-        <w:t xml:space="preserve">, а малое к </w:t>
-      </w:r>
-      <w:proofErr w:type="spellStart"/>
-      <w:r>
-        <w:rPr>
-          <w:rFonts w:ascii="Times New Roman" w:hAnsi="Times New Roman" w:cs="Times New Roman"/>
-          <w:sz w:val="24"/>
-          <w:szCs w:val="24"/>
-        </w:rPr>
-        <w:t>недосглаживанию</w:t>
-      </w:r>
-      <w:proofErr w:type="spellEnd"/>
-      <w:r>
-        <w:rPr>
-          <w:rFonts w:ascii="Times New Roman" w:hAnsi="Times New Roman" w:cs="Times New Roman"/>
-          <w:sz w:val="24"/>
-          <w:szCs w:val="24"/>
-        </w:rPr>
-        <w:t>).</w:t>
+        <w:t>слишком большое окно приводит к сверхсглаживанию, а малое к недосглаживанию).</w:t>
       </w:r>
     </w:p>
     <w:p>
@@ -1141,20 +1077,8 @@
           <w:sz w:val="24"/>
           <w:szCs w:val="24"/>
         </w:rPr>
-        <w:t xml:space="preserve">Правило </w:t>
-      </w:r>
-      <w:proofErr w:type="spellStart"/>
-      <w:r>
-        <w:rPr>
-          <w:rFonts w:ascii="Times New Roman" w:hAnsi="Times New Roman" w:cs="Times New Roman"/>
-          <w:b/>
-          <w:bCs/>
-          <w:sz w:val="24"/>
-          <w:szCs w:val="24"/>
-        </w:rPr>
-        <w:t>Сильвермана</w:t>
-      </w:r>
-      <w:proofErr w:type="spellEnd"/>
+        <w:t>Правило Сильвермана</w:t>
+      </w:r>
       <w:r>
         <w:rPr>
           <w:rFonts w:ascii="Times New Roman" w:hAnsi="Times New Roman" w:cs="Times New Roman"/>
@@ -1645,29 +1569,7 @@
           <w:sz w:val="24"/>
           <w:szCs w:val="24"/>
         </w:rPr>
-        <w:t xml:space="preserve">приближенное балансирование через </w:t>
-      </w:r>
-      <w:proofErr w:type="spellStart"/>
-      <w:r>
-        <w:rPr>
-          <w:rFonts w:ascii="Times New Roman" w:hAnsi="Times New Roman" w:cs="Times New Roman"/>
-          <w:b/>
-          <w:bCs/>
-          <w:sz w:val="24"/>
-          <w:szCs w:val="24"/>
-        </w:rPr>
-        <w:t>гельдеровы</w:t>
-      </w:r>
-      <w:proofErr w:type="spellEnd"/>
-      <w:r>
-        <w:rPr>
-          <w:rFonts w:ascii="Times New Roman" w:hAnsi="Times New Roman" w:cs="Times New Roman"/>
-          <w:b/>
-          <w:bCs/>
-          <w:sz w:val="24"/>
-          <w:szCs w:val="24"/>
-        </w:rPr>
-        <w:t xml:space="preserve"> нормы</w:t>
+        <w:t>приближенное балансирование через гельдеровы нормы</w:t>
       </w:r>
       <w:r>
         <w:rPr>
@@ -2191,82 +2093,146 @@
           <w:sz w:val="24"/>
           <w:szCs w:val="24"/>
         </w:rPr>
+        <w:t xml:space="preserve"> датасетов. </w:t>
+      </w:r>
+      <w:r>
+        <w:rPr>
+          <w:rFonts w:ascii="Times New Roman" w:hAnsi="Times New Roman" w:cs="Times New Roman"/>
+          <w:sz w:val="24"/>
+          <w:szCs w:val="24"/>
+        </w:rPr>
+        <w:t xml:space="preserve">Энтропийный метод оценивал регрессию полиномом. </w:t>
+      </w:r>
+      <w:r>
+        <w:rPr>
+          <w:rFonts w:ascii="Times New Roman" w:hAnsi="Times New Roman" w:cs="Times New Roman"/>
+          <w:sz w:val="24"/>
+          <w:szCs w:val="24"/>
+        </w:rPr>
+        <w:t xml:space="preserve">Настройка гиперпараметров энтропийного метода проводилась с помощью </w:t>
+      </w:r>
+      <w:r>
+        <w:rPr>
+          <w:rFonts w:ascii="Times New Roman" w:hAnsi="Times New Roman" w:cs="Times New Roman"/>
+          <w:b/>
+          <w:bCs/>
+          <w:sz w:val="24"/>
+          <w:szCs w:val="24"/>
+        </w:rPr>
+        <w:t>632+ бутстрапа</w:t>
+      </w:r>
+      <w:r>
+        <w:rPr>
+          <w:rFonts w:ascii="Times New Roman" w:hAnsi="Times New Roman" w:cs="Times New Roman"/>
+          <w:sz w:val="24"/>
+          <w:szCs w:val="24"/>
+        </w:rPr>
+        <w:t>.</w:t>
+      </w:r>
+      <w:r>
+        <w:rPr>
+          <w:rFonts w:ascii="Times New Roman" w:hAnsi="Times New Roman" w:cs="Times New Roman"/>
+          <w:sz w:val="24"/>
+          <w:szCs w:val="24"/>
+        </w:rPr>
         <w:t xml:space="preserve"> </w:t>
       </w:r>
-      <w:proofErr w:type="spellStart"/>
-      <w:r>
-        <w:rPr>
-          <w:rFonts w:ascii="Times New Roman" w:hAnsi="Times New Roman" w:cs="Times New Roman"/>
-          <w:sz w:val="24"/>
-          <w:szCs w:val="24"/>
-        </w:rPr>
-        <w:t>датасетов</w:t>
-      </w:r>
-      <w:proofErr w:type="spellEnd"/>
-      <w:r>
-        <w:rPr>
-          <w:rFonts w:ascii="Times New Roman" w:hAnsi="Times New Roman" w:cs="Times New Roman"/>
-          <w:sz w:val="24"/>
-          <w:szCs w:val="24"/>
-        </w:rPr>
-        <w:t xml:space="preserve">. </w:t>
-      </w:r>
-      <w:r>
-        <w:rPr>
-          <w:rFonts w:ascii="Times New Roman" w:hAnsi="Times New Roman" w:cs="Times New Roman"/>
-          <w:sz w:val="24"/>
-          <w:szCs w:val="24"/>
-        </w:rPr>
-        <w:t xml:space="preserve">Энтропийный метод оценивал регрессию полиномом. </w:t>
-      </w:r>
-      <w:r>
-        <w:rPr>
-          <w:rFonts w:ascii="Times New Roman" w:hAnsi="Times New Roman" w:cs="Times New Roman"/>
-          <w:sz w:val="24"/>
-          <w:szCs w:val="24"/>
-        </w:rPr>
-        <w:t xml:space="preserve">Настройка </w:t>
-      </w:r>
-      <w:proofErr w:type="spellStart"/>
-      <w:r>
-        <w:rPr>
-          <w:rFonts w:ascii="Times New Roman" w:hAnsi="Times New Roman" w:cs="Times New Roman"/>
-          <w:sz w:val="24"/>
-          <w:szCs w:val="24"/>
-        </w:rPr>
-        <w:t>гиперпараметров</w:t>
-      </w:r>
-      <w:proofErr w:type="spellEnd"/>
-      <w:r>
-        <w:rPr>
-          <w:rFonts w:ascii="Times New Roman" w:hAnsi="Times New Roman" w:cs="Times New Roman"/>
-          <w:sz w:val="24"/>
-          <w:szCs w:val="24"/>
-        </w:rPr>
-        <w:t xml:space="preserve"> энтропийного метода проводилась с помощью </w:t>
-      </w:r>
-      <w:r>
-        <w:rPr>
-          <w:rFonts w:ascii="Times New Roman" w:hAnsi="Times New Roman" w:cs="Times New Roman"/>
-          <w:b/>
-          <w:bCs/>
-          <w:sz w:val="24"/>
-          <w:szCs w:val="24"/>
-        </w:rPr>
-        <w:t xml:space="preserve">632+ </w:t>
-      </w:r>
-      <w:proofErr w:type="spellStart"/>
-      <w:r>
-        <w:rPr>
-          <w:rFonts w:ascii="Times New Roman" w:hAnsi="Times New Roman" w:cs="Times New Roman"/>
-          <w:b/>
-          <w:bCs/>
-          <w:sz w:val="24"/>
-          <w:szCs w:val="24"/>
-        </w:rPr>
-        <w:t>бутстрапа</w:t>
-      </w:r>
-      <w:proofErr w:type="spellEnd"/>
+      <w:r>
+        <w:rPr>
+          <w:rFonts w:ascii="Times New Roman" w:hAnsi="Times New Roman" w:cs="Times New Roman"/>
+          <w:sz w:val="24"/>
+          <w:szCs w:val="24"/>
+        </w:rPr>
+        <w:t>На тех же данных оценивал</w:t>
+      </w:r>
+      <w:r>
+        <w:rPr>
+          <w:rFonts w:ascii="Times New Roman" w:hAnsi="Times New Roman" w:cs="Times New Roman"/>
+          <w:sz w:val="24"/>
+          <w:szCs w:val="24"/>
+        </w:rPr>
+        <w:t>и</w:t>
+      </w:r>
+      <w:r>
+        <w:rPr>
+          <w:rFonts w:ascii="Times New Roman" w:hAnsi="Times New Roman" w:cs="Times New Roman"/>
+          <w:sz w:val="24"/>
+          <w:szCs w:val="24"/>
+        </w:rPr>
+        <w:t>сь</w:t>
+      </w:r>
+      <w:r>
+        <w:rPr>
+          <w:rFonts w:ascii="Times New Roman" w:hAnsi="Times New Roman" w:cs="Times New Roman"/>
+          <w:sz w:val="24"/>
+          <w:szCs w:val="24"/>
+        </w:rPr>
+        <w:t xml:space="preserve"> ядерн</w:t>
+      </w:r>
+      <w:r>
+        <w:rPr>
+          <w:rFonts w:ascii="Times New Roman" w:hAnsi="Times New Roman" w:cs="Times New Roman"/>
+          <w:sz w:val="24"/>
+          <w:szCs w:val="24"/>
+        </w:rPr>
+        <w:t>ые</w:t>
+      </w:r>
+      <w:r>
+        <w:rPr>
+          <w:rFonts w:ascii="Times New Roman" w:hAnsi="Times New Roman" w:cs="Times New Roman"/>
+          <w:sz w:val="24"/>
+          <w:szCs w:val="24"/>
+        </w:rPr>
+        <w:t xml:space="preserve"> регресси</w:t>
+      </w:r>
+      <w:r>
+        <w:rPr>
+          <w:rFonts w:ascii="Times New Roman" w:hAnsi="Times New Roman" w:cs="Times New Roman"/>
+          <w:sz w:val="24"/>
+          <w:szCs w:val="24"/>
+        </w:rPr>
+        <w:t>и</w:t>
+      </w:r>
+      <w:r>
+        <w:rPr>
+          <w:rFonts w:ascii="Times New Roman" w:hAnsi="Times New Roman" w:cs="Times New Roman"/>
+          <w:sz w:val="24"/>
+          <w:szCs w:val="24"/>
+        </w:rPr>
+        <w:t xml:space="preserve"> с тремя способами подбора ширины окна.</w:t>
+      </w:r>
+      <w:r>
+        <w:rPr>
+          <w:rFonts w:ascii="Times New Roman" w:hAnsi="Times New Roman" w:cs="Times New Roman"/>
+          <w:sz w:val="24"/>
+          <w:szCs w:val="24"/>
+        </w:rPr>
+        <w:t xml:space="preserve"> После чего </w:t>
+      </w:r>
+      <w:r>
+        <w:rPr>
+          <w:rFonts w:ascii="Times New Roman" w:hAnsi="Times New Roman" w:cs="Times New Roman"/>
+          <w:sz w:val="24"/>
+          <w:szCs w:val="24"/>
+        </w:rPr>
+        <w:t>методы</w:t>
+      </w:r>
+      <w:r>
+        <w:rPr>
+          <w:rFonts w:ascii="Times New Roman" w:hAnsi="Times New Roman" w:cs="Times New Roman"/>
+          <w:sz w:val="24"/>
+          <w:szCs w:val="24"/>
+        </w:rPr>
+        <w:t xml:space="preserve"> сравнивались по метрикам </w:t>
+      </w:r>
+      <w:r>
+        <w:rPr>
+          <w:rFonts w:ascii="Times New Roman" w:hAnsi="Times New Roman" w:cs="Times New Roman"/>
+          <w:sz w:val="24"/>
+          <w:szCs w:val="24"/>
+        </w:rPr>
+        <w:t>интегральной среднеквадратической ошибки, интегральной средней абсолютной ошибке и максимальной ошибке</w:t>
+      </w:r>
       <w:r>
         <w:rPr>
           <w:rFonts w:ascii="Times New Roman" w:hAnsi="Times New Roman" w:cs="Times New Roman"/>
@@ -2275,113 +2241,180 @@
         </w:rPr>
         <w:t>.</w:t>
       </w:r>
-      <w:r>
-        <w:rPr>
-          <w:rFonts w:ascii="Times New Roman" w:hAnsi="Times New Roman" w:cs="Times New Roman"/>
-          <w:sz w:val="24"/>
-          <w:szCs w:val="24"/>
-        </w:rPr>
-        <w:t xml:space="preserve"> </w:t>
-      </w:r>
-      <w:r>
-        <w:rPr>
-          <w:rFonts w:ascii="Times New Roman" w:hAnsi="Times New Roman" w:cs="Times New Roman"/>
-          <w:sz w:val="24"/>
-          <w:szCs w:val="24"/>
-        </w:rPr>
-        <w:t>На тех же данных оценивал</w:t>
-      </w:r>
-      <w:r>
-        <w:rPr>
-          <w:rFonts w:ascii="Times New Roman" w:hAnsi="Times New Roman" w:cs="Times New Roman"/>
-          <w:sz w:val="24"/>
-          <w:szCs w:val="24"/>
-        </w:rPr>
-        <w:t>и</w:t>
-      </w:r>
-      <w:r>
-        <w:rPr>
-          <w:rFonts w:ascii="Times New Roman" w:hAnsi="Times New Roman" w:cs="Times New Roman"/>
-          <w:sz w:val="24"/>
-          <w:szCs w:val="24"/>
-        </w:rPr>
-        <w:t>сь</w:t>
-      </w:r>
-      <w:r>
-        <w:rPr>
-          <w:rFonts w:ascii="Times New Roman" w:hAnsi="Times New Roman" w:cs="Times New Roman"/>
-          <w:sz w:val="24"/>
-          <w:szCs w:val="24"/>
-        </w:rPr>
-        <w:t xml:space="preserve"> ядерн</w:t>
-      </w:r>
-      <w:r>
-        <w:rPr>
-          <w:rFonts w:ascii="Times New Roman" w:hAnsi="Times New Roman" w:cs="Times New Roman"/>
-          <w:sz w:val="24"/>
-          <w:szCs w:val="24"/>
-        </w:rPr>
-        <w:t>ые</w:t>
-      </w:r>
-      <w:r>
-        <w:rPr>
-          <w:rFonts w:ascii="Times New Roman" w:hAnsi="Times New Roman" w:cs="Times New Roman"/>
-          <w:sz w:val="24"/>
-          <w:szCs w:val="24"/>
-        </w:rPr>
-        <w:t xml:space="preserve"> регресси</w:t>
-      </w:r>
-      <w:r>
-        <w:rPr>
-          <w:rFonts w:ascii="Times New Roman" w:hAnsi="Times New Roman" w:cs="Times New Roman"/>
-          <w:sz w:val="24"/>
-          <w:szCs w:val="24"/>
-        </w:rPr>
-        <w:t>и</w:t>
-      </w:r>
-      <w:r>
-        <w:rPr>
-          <w:rFonts w:ascii="Times New Roman" w:hAnsi="Times New Roman" w:cs="Times New Roman"/>
-          <w:sz w:val="24"/>
-          <w:szCs w:val="24"/>
-        </w:rPr>
-        <w:t xml:space="preserve"> с тремя способами подбора ширины окна.</w:t>
-      </w:r>
-      <w:r>
-        <w:rPr>
-          <w:rFonts w:ascii="Times New Roman" w:hAnsi="Times New Roman" w:cs="Times New Roman"/>
-          <w:sz w:val="24"/>
-          <w:szCs w:val="24"/>
-        </w:rPr>
-        <w:t xml:space="preserve"> После чего </w:t>
-      </w:r>
-      <w:r>
-        <w:rPr>
-          <w:rFonts w:ascii="Times New Roman" w:hAnsi="Times New Roman" w:cs="Times New Roman"/>
-          <w:sz w:val="24"/>
-          <w:szCs w:val="24"/>
-        </w:rPr>
-        <w:t>методы</w:t>
-      </w:r>
-      <w:r>
-        <w:rPr>
-          <w:rFonts w:ascii="Times New Roman" w:hAnsi="Times New Roman" w:cs="Times New Roman"/>
-          <w:sz w:val="24"/>
-          <w:szCs w:val="24"/>
-        </w:rPr>
-        <w:t xml:space="preserve"> сравнивались по метрикам </w:t>
-      </w:r>
-      <w:r>
-        <w:rPr>
-          <w:rFonts w:ascii="Times New Roman" w:hAnsi="Times New Roman" w:cs="Times New Roman"/>
-          <w:sz w:val="24"/>
-          <w:szCs w:val="24"/>
-        </w:rPr>
-        <w:t>интегральной среднеквадратической ошибки, интегральной средней абсолютной ошибке и максимальной ошибке</w:t>
-      </w:r>
-      <w:r>
-        <w:rPr>
-          <w:rFonts w:ascii="Times New Roman" w:hAnsi="Times New Roman" w:cs="Times New Roman"/>
+    </w:p>
+    <w:p>
+      <w:pPr>
+        <w:spacing w:line="360" w:lineRule="auto"/>
+        <w:jc w:val="both"/>
+        <w:rPr>
+          <w:rFonts w:ascii="Times New Roman" w:hAnsi="Times New Roman" w:cs="Times New Roman"/>
+          <w:b/>
+          <w:bCs/>
+          <w:sz w:val="24"/>
+          <w:szCs w:val="24"/>
+        </w:rPr>
+      </w:pPr>
+      <w:r>
+        <w:rPr>
+          <w:rFonts w:ascii="Times New Roman" w:hAnsi="Times New Roman" w:cs="Times New Roman"/>
+          <w:b/>
+          <w:bCs/>
+          <w:sz w:val="24"/>
+          <w:szCs w:val="24"/>
+        </w:rPr>
+        <w:t xml:space="preserve">(Слайд </w:t>
+      </w:r>
+      <w:r>
+        <w:rPr>
+          <w:rFonts w:ascii="Times New Roman" w:hAnsi="Times New Roman" w:cs="Times New Roman"/>
+          <w:b/>
+          <w:bCs/>
+          <w:sz w:val="24"/>
+          <w:szCs w:val="24"/>
+        </w:rPr>
+        <w:t>9</w:t>
+      </w:r>
+      <w:r>
+        <w:rPr>
+          <w:rFonts w:ascii="Times New Roman" w:hAnsi="Times New Roman" w:cs="Times New Roman"/>
+          <w:b/>
+          <w:bCs/>
+          <w:sz w:val="24"/>
+          <w:szCs w:val="24"/>
+        </w:rPr>
+        <w:t xml:space="preserve">: Дизайн эксперимента) — </w:t>
+      </w:r>
+      <w:r>
+        <w:rPr>
+          <w:rFonts w:ascii="Times New Roman" w:hAnsi="Times New Roman" w:cs="Times New Roman"/>
+          <w:b/>
+          <w:bCs/>
+          <w:sz w:val="24"/>
+          <w:szCs w:val="24"/>
+        </w:rPr>
+        <w:t>1</w:t>
+      </w:r>
+      <w:r>
+        <w:rPr>
+          <w:rFonts w:ascii="Times New Roman" w:hAnsi="Times New Roman" w:cs="Times New Roman"/>
+          <w:b/>
+          <w:bCs/>
+          <w:sz w:val="24"/>
+          <w:szCs w:val="24"/>
+        </w:rPr>
+        <w:t>0 секунд</w:t>
+      </w:r>
+    </w:p>
+    <w:p>
+      <w:pPr>
+        <w:spacing w:line="360" w:lineRule="auto"/>
+        <w:jc w:val="both"/>
+        <w:rPr>
+          <w:rFonts w:ascii="Times New Roman" w:hAnsi="Times New Roman" w:cs="Times New Roman"/>
+          <w:sz w:val="24"/>
+          <w:szCs w:val="24"/>
+        </w:rPr>
+      </w:pPr>
+      <w:r>
+        <w:rPr>
+          <w:rFonts w:ascii="Times New Roman" w:hAnsi="Times New Roman" w:cs="Times New Roman"/>
+          <w:sz w:val="24"/>
+          <w:szCs w:val="24"/>
+        </w:rPr>
+        <w:lastRenderedPageBreak/>
+        <w:t>Для сравнения методов на реальных данных использовался датасет по извержениям гейзера Старый служака, который часто используется в работах посвящённых непараметрической регрессии.</w:t>
+      </w:r>
+    </w:p>
+    <w:p>
+      <w:pPr>
+        <w:spacing w:line="360" w:lineRule="auto"/>
+        <w:jc w:val="both"/>
+        <w:rPr>
+          <w:rFonts w:ascii="Times New Roman" w:hAnsi="Times New Roman" w:cs="Times New Roman"/>
+          <w:b/>
+          <w:bCs/>
+          <w:sz w:val="24"/>
+          <w:szCs w:val="24"/>
+        </w:rPr>
+      </w:pPr>
+      <w:r>
+        <w:rPr>
+          <w:rFonts w:ascii="Times New Roman" w:hAnsi="Times New Roman" w:cs="Times New Roman"/>
+          <w:b/>
+          <w:bCs/>
+          <w:sz w:val="24"/>
+          <w:szCs w:val="24"/>
+        </w:rPr>
+        <w:t xml:space="preserve">(Слайд </w:t>
+      </w:r>
+      <w:r>
+        <w:rPr>
+          <w:rFonts w:ascii="Times New Roman" w:hAnsi="Times New Roman" w:cs="Times New Roman"/>
+          <w:b/>
+          <w:bCs/>
+          <w:sz w:val="24"/>
+          <w:szCs w:val="24"/>
+        </w:rPr>
+        <w:t>10</w:t>
+      </w:r>
+      <w:r>
+        <w:rPr>
+          <w:rFonts w:ascii="Times New Roman" w:hAnsi="Times New Roman" w:cs="Times New Roman"/>
+          <w:b/>
+          <w:bCs/>
+          <w:sz w:val="24"/>
+          <w:szCs w:val="24"/>
+        </w:rPr>
+        <w:t xml:space="preserve">: Методология сравнения методов) — </w:t>
+      </w:r>
+      <w:r>
+        <w:rPr>
+          <w:rFonts w:ascii="Times New Roman" w:hAnsi="Times New Roman" w:cs="Times New Roman"/>
+          <w:b/>
+          <w:bCs/>
+          <w:sz w:val="24"/>
+          <w:szCs w:val="24"/>
+        </w:rPr>
+        <w:t>25</w:t>
+      </w:r>
+      <w:r>
+        <w:rPr>
+          <w:rFonts w:ascii="Times New Roman" w:hAnsi="Times New Roman" w:cs="Times New Roman"/>
+          <w:b/>
+          <w:bCs/>
+          <w:sz w:val="24"/>
+          <w:szCs w:val="24"/>
+        </w:rPr>
+        <w:t xml:space="preserve"> секунд</w:t>
+      </w:r>
+    </w:p>
+    <w:p>
+      <w:pPr>
+        <w:spacing w:line="360" w:lineRule="auto"/>
+        <w:jc w:val="both"/>
+        <w:rPr>
+          <w:rFonts w:ascii="Times New Roman" w:hAnsi="Times New Roman" w:cs="Times New Roman"/>
+          <w:b/>
+          <w:bCs/>
+          <w:sz w:val="24"/>
+          <w:szCs w:val="24"/>
+        </w:rPr>
+      </w:pPr>
+      <w:r>
+        <w:rPr>
+          <w:rFonts w:ascii="Times New Roman" w:hAnsi="Times New Roman" w:cs="Times New Roman"/>
+          <w:b/>
+          <w:bCs/>
+          <w:sz w:val="24"/>
+          <w:szCs w:val="24"/>
+        </w:rPr>
+        <w:t>Перейдём к методологии сравнения</w:t>
+      </w:r>
+      <w:r>
+        <w:rPr>
+          <w:rFonts w:ascii="Times New Roman" w:hAnsi="Times New Roman" w:cs="Times New Roman"/>
+          <w:b/>
+          <w:bCs/>
           <w:sz w:val="24"/>
           <w:szCs w:val="24"/>
         </w:rPr>
@@ -2394,324 +2427,55 @@
         <w:jc w:val="both"/>
         <w:rPr>
           <w:rFonts w:ascii="Times New Roman" w:hAnsi="Times New Roman" w:cs="Times New Roman"/>
-          <w:b/>
-          <w:bCs/>
-          <w:sz w:val="24"/>
-          <w:szCs w:val="24"/>
-        </w:rPr>
-      </w:pPr>
-      <w:r>
-        <w:rPr>
-          <w:rFonts w:ascii="Times New Roman" w:hAnsi="Times New Roman" w:cs="Times New Roman"/>
-          <w:b/>
-          <w:bCs/>
-          <w:sz w:val="24"/>
-          <w:szCs w:val="24"/>
-        </w:rPr>
-        <w:t xml:space="preserve">(Слайд </w:t>
-      </w:r>
-      <w:r>
-        <w:rPr>
-          <w:rFonts w:ascii="Times New Roman" w:hAnsi="Times New Roman" w:cs="Times New Roman"/>
-          <w:b/>
-          <w:bCs/>
-          <w:sz w:val="24"/>
-          <w:szCs w:val="24"/>
-        </w:rPr>
-        <w:t>9</w:t>
-      </w:r>
-      <w:r>
-        <w:rPr>
-          <w:rFonts w:ascii="Times New Roman" w:hAnsi="Times New Roman" w:cs="Times New Roman"/>
-          <w:b/>
-          <w:bCs/>
-          <w:sz w:val="24"/>
-          <w:szCs w:val="24"/>
-        </w:rPr>
-        <w:t xml:space="preserve">: Дизайн эксперимента) — </w:t>
-      </w:r>
-      <w:r>
-        <w:rPr>
-          <w:rFonts w:ascii="Times New Roman" w:hAnsi="Times New Roman" w:cs="Times New Roman"/>
-          <w:b/>
-          <w:bCs/>
-          <w:sz w:val="24"/>
-          <w:szCs w:val="24"/>
-        </w:rPr>
-        <w:t>1</w:t>
-      </w:r>
-      <w:r>
-        <w:rPr>
-          <w:rFonts w:ascii="Times New Roman" w:hAnsi="Times New Roman" w:cs="Times New Roman"/>
-          <w:b/>
-          <w:bCs/>
-          <w:sz w:val="24"/>
-          <w:szCs w:val="24"/>
-        </w:rPr>
-        <w:t>0 секунд</w:t>
-      </w:r>
-    </w:p>
-    <w:p>
-      <w:pPr>
-        <w:spacing w:line="360" w:lineRule="auto"/>
-        <w:jc w:val="both"/>
-        <w:rPr>
-          <w:rFonts w:ascii="Times New Roman" w:hAnsi="Times New Roman" w:cs="Times New Roman"/>
-          <w:sz w:val="24"/>
-          <w:szCs w:val="24"/>
-        </w:rPr>
-      </w:pPr>
-      <w:r>
-        <w:rPr>
-          <w:rFonts w:ascii="Times New Roman" w:hAnsi="Times New Roman" w:cs="Times New Roman"/>
-          <w:sz w:val="24"/>
-          <w:szCs w:val="24"/>
-        </w:rPr>
-        <w:lastRenderedPageBreak/>
-        <w:t xml:space="preserve">Для сравнения методов на реальных данных использовался </w:t>
-      </w:r>
-      <w:proofErr w:type="spellStart"/>
-      <w:r>
-        <w:rPr>
-          <w:rFonts w:ascii="Times New Roman" w:hAnsi="Times New Roman" w:cs="Times New Roman"/>
-          <w:sz w:val="24"/>
-          <w:szCs w:val="24"/>
-        </w:rPr>
-        <w:t>датасет</w:t>
-      </w:r>
-      <w:proofErr w:type="spellEnd"/>
-      <w:r>
-        <w:rPr>
-          <w:rFonts w:ascii="Times New Roman" w:hAnsi="Times New Roman" w:cs="Times New Roman"/>
-          <w:sz w:val="24"/>
-          <w:szCs w:val="24"/>
-        </w:rPr>
-        <w:t xml:space="preserve"> по извержениям гейзера Старый служака, который часто используется </w:t>
-      </w:r>
-      <w:proofErr w:type="gramStart"/>
-      <w:r>
-        <w:rPr>
-          <w:rFonts w:ascii="Times New Roman" w:hAnsi="Times New Roman" w:cs="Times New Roman"/>
-          <w:sz w:val="24"/>
-          <w:szCs w:val="24"/>
-        </w:rPr>
-        <w:t>в работах</w:t>
-      </w:r>
-      <w:proofErr w:type="gramEnd"/>
-      <w:r>
-        <w:rPr>
-          <w:rFonts w:ascii="Times New Roman" w:hAnsi="Times New Roman" w:cs="Times New Roman"/>
-          <w:sz w:val="24"/>
-          <w:szCs w:val="24"/>
-        </w:rPr>
-        <w:t xml:space="preserve"> посвящённых непараметрической регрессии.</w:t>
-      </w:r>
-    </w:p>
-    <w:p>
-      <w:pPr>
-        <w:spacing w:line="360" w:lineRule="auto"/>
-        <w:jc w:val="both"/>
-        <w:rPr>
-          <w:rFonts w:ascii="Times New Roman" w:hAnsi="Times New Roman" w:cs="Times New Roman"/>
-          <w:b/>
-          <w:bCs/>
-          <w:sz w:val="24"/>
-          <w:szCs w:val="24"/>
-        </w:rPr>
-      </w:pPr>
-      <w:r>
-        <w:rPr>
-          <w:rFonts w:ascii="Times New Roman" w:hAnsi="Times New Roman" w:cs="Times New Roman"/>
-          <w:b/>
-          <w:bCs/>
-          <w:sz w:val="24"/>
-          <w:szCs w:val="24"/>
-        </w:rPr>
-        <w:t xml:space="preserve">(Слайд </w:t>
-      </w:r>
-      <w:r>
-        <w:rPr>
-          <w:rFonts w:ascii="Times New Roman" w:hAnsi="Times New Roman" w:cs="Times New Roman"/>
-          <w:b/>
-          <w:bCs/>
-          <w:sz w:val="24"/>
-          <w:szCs w:val="24"/>
-        </w:rPr>
-        <w:t>10</w:t>
-      </w:r>
-      <w:r>
-        <w:rPr>
-          <w:rFonts w:ascii="Times New Roman" w:hAnsi="Times New Roman" w:cs="Times New Roman"/>
-          <w:b/>
-          <w:bCs/>
-          <w:sz w:val="24"/>
-          <w:szCs w:val="24"/>
-        </w:rPr>
-        <w:t xml:space="preserve">: Методология сравнения методов) — </w:t>
-      </w:r>
-      <w:r>
-        <w:rPr>
-          <w:rFonts w:ascii="Times New Roman" w:hAnsi="Times New Roman" w:cs="Times New Roman"/>
-          <w:b/>
-          <w:bCs/>
-          <w:sz w:val="24"/>
-          <w:szCs w:val="24"/>
-        </w:rPr>
-        <w:t>25</w:t>
-      </w:r>
-      <w:r>
-        <w:rPr>
-          <w:rFonts w:ascii="Times New Roman" w:hAnsi="Times New Roman" w:cs="Times New Roman"/>
-          <w:b/>
-          <w:bCs/>
-          <w:sz w:val="24"/>
-          <w:szCs w:val="24"/>
-        </w:rPr>
-        <w:t xml:space="preserve"> секунд</w:t>
-      </w:r>
-    </w:p>
-    <w:p>
-      <w:pPr>
-        <w:spacing w:line="360" w:lineRule="auto"/>
-        <w:jc w:val="both"/>
-        <w:rPr>
-          <w:rFonts w:ascii="Times New Roman" w:hAnsi="Times New Roman" w:cs="Times New Roman"/>
-          <w:b/>
-          <w:bCs/>
-          <w:sz w:val="24"/>
-          <w:szCs w:val="24"/>
-        </w:rPr>
-      </w:pPr>
-      <w:r>
-        <w:rPr>
-          <w:rFonts w:ascii="Times New Roman" w:hAnsi="Times New Roman" w:cs="Times New Roman"/>
-          <w:b/>
-          <w:bCs/>
-          <w:sz w:val="24"/>
-          <w:szCs w:val="24"/>
-        </w:rPr>
-        <w:t>Перейдём к методологии сравнения</w:t>
-      </w:r>
-      <w:r>
-        <w:rPr>
-          <w:rFonts w:ascii="Times New Roman" w:hAnsi="Times New Roman" w:cs="Times New Roman"/>
-          <w:b/>
-          <w:bCs/>
-          <w:sz w:val="24"/>
-          <w:szCs w:val="24"/>
-        </w:rPr>
-        <w:t>.</w:t>
-      </w:r>
-    </w:p>
-    <w:p>
-      <w:pPr>
-        <w:spacing w:line="360" w:lineRule="auto"/>
-        <w:jc w:val="both"/>
-        <w:rPr>
-          <w:rFonts w:ascii="Times New Roman" w:hAnsi="Times New Roman" w:cs="Times New Roman"/>
-          <w:sz w:val="24"/>
-          <w:szCs w:val="24"/>
-        </w:rPr>
-      </w:pPr>
-      <w:r>
-        <w:rPr>
-          <w:rFonts w:ascii="Times New Roman" w:hAnsi="Times New Roman" w:cs="Times New Roman"/>
-          <w:sz w:val="24"/>
-          <w:szCs w:val="24"/>
-        </w:rPr>
-        <w:t xml:space="preserve">Для сравнения ядерных методов друг с другом — тест Фридмана с поправкой </w:t>
-      </w:r>
-      <w:proofErr w:type="spellStart"/>
-      <w:r>
-        <w:rPr>
-          <w:rFonts w:ascii="Times New Roman" w:hAnsi="Times New Roman" w:cs="Times New Roman"/>
-          <w:sz w:val="24"/>
-          <w:szCs w:val="24"/>
-        </w:rPr>
-        <w:t>Бонферрони</w:t>
-      </w:r>
-      <w:proofErr w:type="spellEnd"/>
-      <w:r>
-        <w:rPr>
-          <w:rFonts w:ascii="Times New Roman" w:hAnsi="Times New Roman" w:cs="Times New Roman"/>
-          <w:sz w:val="24"/>
-          <w:szCs w:val="24"/>
-        </w:rPr>
-        <w:t>.</w:t>
-      </w:r>
-    </w:p>
-    <w:p>
-      <w:pPr>
-        <w:spacing w:line="360" w:lineRule="auto"/>
-        <w:jc w:val="both"/>
-        <w:rPr>
-          <w:rFonts w:ascii="Times New Roman" w:hAnsi="Times New Roman" w:cs="Times New Roman"/>
-          <w:sz w:val="24"/>
-          <w:szCs w:val="24"/>
-        </w:rPr>
-      </w:pPr>
-      <w:r>
-        <w:rPr>
-          <w:rFonts w:ascii="Times New Roman" w:hAnsi="Times New Roman" w:cs="Times New Roman"/>
-          <w:sz w:val="24"/>
-          <w:szCs w:val="24"/>
-        </w:rPr>
-        <w:t xml:space="preserve">Для сравнения энтропийного подхода с непараметрическими — тест </w:t>
-      </w:r>
-      <w:proofErr w:type="spellStart"/>
-      <w:r>
-        <w:rPr>
-          <w:rFonts w:ascii="Times New Roman" w:hAnsi="Times New Roman" w:cs="Times New Roman"/>
-          <w:sz w:val="24"/>
-          <w:szCs w:val="24"/>
-        </w:rPr>
-        <w:t>Уилкоксона</w:t>
-      </w:r>
-      <w:proofErr w:type="spellEnd"/>
-      <w:r>
-        <w:rPr>
-          <w:rFonts w:ascii="Times New Roman" w:hAnsi="Times New Roman" w:cs="Times New Roman"/>
-          <w:sz w:val="24"/>
-          <w:szCs w:val="24"/>
-        </w:rPr>
-        <w:t xml:space="preserve"> с поправкой Холма.</w:t>
-      </w:r>
-    </w:p>
-    <w:p>
-      <w:pPr>
-        <w:spacing w:line="360" w:lineRule="auto"/>
-        <w:jc w:val="both"/>
-        <w:rPr>
-          <w:rFonts w:ascii="Times New Roman" w:hAnsi="Times New Roman" w:cs="Times New Roman"/>
-          <w:sz w:val="24"/>
-          <w:szCs w:val="24"/>
-        </w:rPr>
-      </w:pPr>
-      <w:r>
-        <w:rPr>
-          <w:rFonts w:ascii="Times New Roman" w:hAnsi="Times New Roman" w:cs="Times New Roman"/>
-          <w:sz w:val="24"/>
-          <w:szCs w:val="24"/>
-        </w:rPr>
-        <w:t xml:space="preserve">Для проверки устойчивости результаты дополнительно сравнивались на наборе </w:t>
-      </w:r>
-      <w:proofErr w:type="spellStart"/>
-      <w:r>
-        <w:rPr>
-          <w:rFonts w:ascii="Times New Roman" w:hAnsi="Times New Roman" w:cs="Times New Roman"/>
-          <w:sz w:val="24"/>
-          <w:szCs w:val="24"/>
-        </w:rPr>
-        <w:t>датасетов</w:t>
-      </w:r>
-      <w:proofErr w:type="spellEnd"/>
-      <w:r>
-        <w:rPr>
-          <w:rFonts w:ascii="Times New Roman" w:hAnsi="Times New Roman" w:cs="Times New Roman"/>
-          <w:sz w:val="24"/>
-          <w:szCs w:val="24"/>
-        </w:rPr>
-        <w:t>, очищенном от выбросов по методу 1,5 IQR.</w:t>
+          <w:sz w:val="24"/>
+          <w:szCs w:val="24"/>
+        </w:rPr>
+      </w:pPr>
+      <w:r>
+        <w:rPr>
+          <w:rFonts w:ascii="Times New Roman" w:hAnsi="Times New Roman" w:cs="Times New Roman"/>
+          <w:sz w:val="24"/>
+          <w:szCs w:val="24"/>
+        </w:rPr>
+        <w:t>Для сравнения ядерных методов друг с другом — тест Фридмана с поправкой Бонферрони.</w:t>
+      </w:r>
+    </w:p>
+    <w:p>
+      <w:pPr>
+        <w:spacing w:line="360" w:lineRule="auto"/>
+        <w:jc w:val="both"/>
+        <w:rPr>
+          <w:rFonts w:ascii="Times New Roman" w:hAnsi="Times New Roman" w:cs="Times New Roman"/>
+          <w:sz w:val="24"/>
+          <w:szCs w:val="24"/>
+        </w:rPr>
+      </w:pPr>
+      <w:r>
+        <w:rPr>
+          <w:rFonts w:ascii="Times New Roman" w:hAnsi="Times New Roman" w:cs="Times New Roman"/>
+          <w:sz w:val="24"/>
+          <w:szCs w:val="24"/>
+        </w:rPr>
+        <w:t>Для сравнения энтропийного подхода с непараметрическими — тест Уилкоксона с поправкой Холма.</w:t>
+      </w:r>
+    </w:p>
+    <w:p>
+      <w:pPr>
+        <w:spacing w:line="360" w:lineRule="auto"/>
+        <w:jc w:val="both"/>
+        <w:rPr>
+          <w:rFonts w:ascii="Times New Roman" w:hAnsi="Times New Roman" w:cs="Times New Roman"/>
+          <w:sz w:val="24"/>
+          <w:szCs w:val="24"/>
+        </w:rPr>
+      </w:pPr>
+      <w:r>
+        <w:rPr>
+          <w:rFonts w:ascii="Times New Roman" w:hAnsi="Times New Roman" w:cs="Times New Roman"/>
+          <w:sz w:val="24"/>
+          <w:szCs w:val="24"/>
+        </w:rPr>
+        <w:t>Для проверки устойчивости результаты дополнительно сравнивались на наборе датасетов, очищенном от выбросов по методу 1,5 IQR.</w:t>
       </w:r>
       <w:r>
         <w:rPr>
@@ -2848,25 +2612,7 @@
           <w:sz w:val="24"/>
           <w:szCs w:val="24"/>
         </w:rPr>
-        <w:t xml:space="preserve">При сравнении ядерных методов друг с другом оказалось, что методы кросс-валидации лучше эмпирического правила </w:t>
-      </w:r>
-      <w:proofErr w:type="spellStart"/>
-      <w:r>
-        <w:rPr>
-          <w:rFonts w:ascii="Times New Roman" w:hAnsi="Times New Roman" w:cs="Times New Roman"/>
-          <w:sz w:val="24"/>
-          <w:szCs w:val="24"/>
-        </w:rPr>
-        <w:t>Сильвермана</w:t>
-      </w:r>
-      <w:proofErr w:type="spellEnd"/>
-      <w:r>
-        <w:rPr>
-          <w:rFonts w:ascii="Times New Roman" w:hAnsi="Times New Roman" w:cs="Times New Roman"/>
-          <w:sz w:val="24"/>
-          <w:szCs w:val="24"/>
-        </w:rPr>
-        <w:t xml:space="preserve"> только на низком уровне шума и высоких степенях, что указывает на нестабильность методов.</w:t>
+        <w:t>При сравнении ядерных методов друг с другом оказалось, что методы кросс-валидации лучше эмпирического правила Сильвермана только на низком уровне шума и высоких степенях, что указывает на нестабильность методов.</w:t>
       </w:r>
     </w:p>
     <w:p>
@@ -2908,25 +2654,7 @@
           <w:sz w:val="24"/>
           <w:szCs w:val="24"/>
         </w:rPr>
-        <w:t xml:space="preserve">Энтропийный метод демонстрирует эффективность во всех конфигурациях по всем метрикам (IMSE, IMAE, </w:t>
-      </w:r>
-      <w:proofErr w:type="spellStart"/>
-      <w:r>
-        <w:rPr>
-          <w:rFonts w:ascii="Times New Roman" w:hAnsi="Times New Roman" w:cs="Times New Roman"/>
-          <w:sz w:val="24"/>
-          <w:szCs w:val="24"/>
-        </w:rPr>
-        <w:t>MaxErr</w:t>
-      </w:r>
-      <w:proofErr w:type="spellEnd"/>
-      <w:r>
-        <w:rPr>
-          <w:rFonts w:ascii="Times New Roman" w:hAnsi="Times New Roman" w:cs="Times New Roman"/>
-          <w:sz w:val="24"/>
-          <w:szCs w:val="24"/>
-        </w:rPr>
-        <w:t>)</w:t>
+        <w:t>Энтропийный метод демонстрирует эффективность во всех конфигурациях по всем метрикам (IMSE, IMAE, MaxErr)</w:t>
       </w:r>
       <w:r>
         <w:rPr>
@@ -3040,20 +2768,8 @@
           <w:sz w:val="24"/>
           <w:szCs w:val="24"/>
         </w:rPr>
-        <w:t xml:space="preserve">почти в два раза лучше, чем у ядерной </w:t>
-      </w:r>
-      <w:proofErr w:type="spellStart"/>
-      <w:r>
-        <w:rPr>
-          <w:rFonts w:ascii="Times New Roman" w:hAnsi="Times New Roman" w:cs="Times New Roman"/>
-          <w:b/>
-          <w:bCs/>
-          <w:sz w:val="24"/>
-          <w:szCs w:val="24"/>
-        </w:rPr>
-        <w:t>регресиии</w:t>
-      </w:r>
-      <w:proofErr w:type="spellEnd"/>
+        <w:t>почти в два раза лучше, чем у ядерной регресиии</w:t>
+      </w:r>
       <w:r>
         <w:rPr>
           <w:rFonts w:ascii="Times New Roman" w:hAnsi="Times New Roman" w:cs="Times New Roman"/>
@@ -3972,25 +3688,7 @@
           <w:sz w:val="24"/>
           <w:szCs w:val="24"/>
         </w:rPr>
-        <w:t xml:space="preserve">комбинация задачи оптимизации с </w:t>
-      </w:r>
-      <w:proofErr w:type="spellStart"/>
-      <w:r>
-        <w:rPr>
-          <w:rFonts w:ascii="Times New Roman" w:hAnsi="Times New Roman" w:cs="Times New Roman"/>
-          <w:sz w:val="24"/>
-          <w:szCs w:val="24"/>
-        </w:rPr>
-        <w:t>бутстрепом</w:t>
-      </w:r>
-      <w:proofErr w:type="spellEnd"/>
-      <w:r>
-        <w:rPr>
-          <w:rFonts w:ascii="Times New Roman" w:hAnsi="Times New Roman" w:cs="Times New Roman"/>
-          <w:sz w:val="24"/>
-          <w:szCs w:val="24"/>
-        </w:rPr>
-        <w:t xml:space="preserve"> привела к значительному росту вычислительных затрат</w:t>
+        <w:t>комбинация задачи оптимизации с бутстрепом привела к значительному росту вычислительных затрат</w:t>
       </w:r>
       <w:r>
         <w:rPr>
@@ -4133,30 +3831,8 @@
           <w:sz w:val="24"/>
           <w:szCs w:val="24"/>
         </w:rPr>
-        <w:t xml:space="preserve">сновные результаты, выносимые на </w:t>
-      </w:r>
-      <w:proofErr w:type="gramStart"/>
-      <w:r>
-        <w:rPr>
-          <w:rFonts w:ascii="Times New Roman" w:hAnsi="Times New Roman" w:cs="Times New Roman"/>
-          <w:b/>
-          <w:bCs/>
-          <w:sz w:val="24"/>
-          <w:szCs w:val="24"/>
-        </w:rPr>
-        <w:t>защиту:</w:t>
-      </w:r>
-      <w:r>
-        <w:rPr>
-          <w:rFonts w:ascii="Times New Roman" w:hAnsi="Times New Roman" w:cs="Times New Roman"/>
-          <w:b/>
-          <w:bCs/>
-          <w:sz w:val="24"/>
-          <w:szCs w:val="24"/>
-        </w:rPr>
-        <w:t>:</w:t>
-      </w:r>
-      <w:proofErr w:type="gramEnd"/>
+        <w:t>сновные результаты, выносимые на защиту:</w:t>
+      </w:r>
     </w:p>
     <w:p>
       <w:pPr>
@@ -4578,6 +4254,97 @@
         </w:rPr>
         <w:t>(ИТОГО: 8-10 минут)</w:t>
       </w:r>
+    </w:p>
+    <w:p>
+      <w:pPr>
+        <w:spacing w:line="360" w:lineRule="auto"/>
+        <w:jc w:val="both"/>
+        <w:rPr>
+          <w:rFonts w:ascii="Times New Roman" w:hAnsi="Times New Roman" w:cs="Times New Roman"/>
+          <w:sz w:val="24"/>
+          <w:szCs w:val="24"/>
+        </w:rPr>
+      </w:pPr>
+      <w:r>
+        <w:rPr>
+          <w:rFonts w:ascii="Times New Roman" w:hAnsi="Times New Roman" w:cs="Times New Roman"/>
+          <w:sz w:val="24"/>
+          <w:szCs w:val="24"/>
+        </w:rPr>
+        <w:t xml:space="preserve">1) </w:t>
+      </w:r>
+      <w:r>
+        <w:rPr>
+          <w:rFonts w:ascii="Times New Roman" w:hAnsi="Times New Roman" w:cs="Times New Roman"/>
+          <w:sz w:val="24"/>
+          <w:szCs w:val="24"/>
+          <w:lang w:val="en-US"/>
+        </w:rPr>
+        <w:t>R</w:t>
+      </w:r>
+      <w:r>
+        <w:rPr>
+          <w:rFonts w:ascii="Times New Roman" w:hAnsi="Times New Roman" w:cs="Times New Roman"/>
+          <w:sz w:val="24"/>
+          <w:szCs w:val="24"/>
+        </w:rPr>
+        <w:t xml:space="preserve">^2 </w:t>
+      </w:r>
+      <w:r>
+        <w:rPr>
+          <w:rFonts w:ascii="Times New Roman" w:hAnsi="Times New Roman" w:cs="Times New Roman"/>
+          <w:sz w:val="24"/>
+          <w:szCs w:val="24"/>
+        </w:rPr>
+        <w:t xml:space="preserve">– посмотреть разбор на части в непараметрического подхода (раскладывается ли две части) </w:t>
+      </w:r>
+    </w:p>
+    <w:p>
+      <w:pPr>
+        <w:spacing w:line="360" w:lineRule="auto"/>
+        <w:jc w:val="both"/>
+        <w:rPr>
+          <w:rFonts w:ascii="Times New Roman" w:hAnsi="Times New Roman" w:cs="Times New Roman"/>
+          <w:sz w:val="24"/>
+          <w:szCs w:val="24"/>
+        </w:rPr>
+      </w:pPr>
+      <w:r>
+        <w:rPr>
+          <w:rFonts w:ascii="Times New Roman" w:hAnsi="Times New Roman" w:cs="Times New Roman"/>
+          <w:sz w:val="24"/>
+          <w:szCs w:val="24"/>
+        </w:rPr>
+        <w:t>2) Смесевые -</w:t>
+      </w:r>
+      <w:r>
+        <w:rPr>
+          <w:rFonts w:ascii="Times New Roman" w:hAnsi="Times New Roman" w:cs="Times New Roman"/>
+          <w:sz w:val="24"/>
+          <w:szCs w:val="24"/>
+          <w:lang w:val="en-US"/>
+        </w:rPr>
+        <w:t xml:space="preserve">&gt; </w:t>
+      </w:r>
+      <w:r>
+        <w:rPr>
+          <w:rFonts w:ascii="Times New Roman" w:hAnsi="Times New Roman" w:cs="Times New Roman"/>
+          <w:sz w:val="24"/>
+          <w:szCs w:val="24"/>
+        </w:rPr>
+        <w:t>гетерогенные данные</w:t>
+      </w:r>
+    </w:p>
+    <w:p>
+      <w:pPr>
+        <w:spacing w:line="360" w:lineRule="auto"/>
+        <w:jc w:val="both"/>
+        <w:rPr>
+          <w:rFonts w:ascii="Times New Roman" w:hAnsi="Times New Roman" w:cs="Times New Roman"/>
+          <w:sz w:val="24"/>
+          <w:szCs w:val="24"/>
+        </w:rPr>
+      </w:pPr>
     </w:p>
     <w:p>
       <w:pPr>

--- a/Защита диплома/Выступление.docx
+++ b/Защита диплома/Выступление.docx
@@ -4333,6 +4333,25 @@
           <w:szCs w:val="24"/>
         </w:rPr>
         <w:t>гетерогенные данные</w:t>
+      </w:r>
+    </w:p>
+    <w:p>
+      <w:pPr>
+        <w:spacing w:line="360" w:lineRule="auto"/>
+        <w:jc w:val="both"/>
+        <w:rPr>
+          <w:rFonts w:ascii="Times New Roman" w:hAnsi="Times New Roman" w:cs="Times New Roman"/>
+          <w:sz w:val="24"/>
+          <w:szCs w:val="24"/>
+        </w:rPr>
+      </w:pPr>
+      <w:r>
+        <w:rPr>
+          <w:rFonts w:ascii="Times New Roman" w:hAnsi="Times New Roman" w:cs="Times New Roman"/>
+          <w:sz w:val="24"/>
+          <w:szCs w:val="24"/>
+        </w:rPr>
+        <w:t>3) Почему выбрали вплоть до 6 степени</w:t>
       </w:r>
     </w:p>
     <w:p>
